--- a/MIA/MIA UT1_EJ1_2 - AlvaroFernadez.docx
+++ b/MIA/MIA UT1_EJ1_2 - AlvaroFernadez.docx
@@ -1628,6 +1628,2503 @@
         </w:rPr>
         <w:t>Si hay una percepción que no está en la tabla muestra: Detener.</w:t>
       </w:r>
+    </w:p>
+    <w:p>
+      <w:pPr>
+        <w:shd w:val="clear" w:color="auto" w:fill="1F1F1F"/>
+        <w:suppressAutoHyphens w:val="0"/>
+        <w:spacing w:line="285" w:lineRule="atLeast"/>
+        <w:jc w:val="left"/>
+        <w:rPr>
+          <w:rFonts w:ascii="Consolas" w:hAnsi="Consolas"/>
+          <w:color w:val="CCCCCC"/>
+          <w:sz w:val="21"/>
+          <w:szCs w:val="21"/>
+        </w:rPr>
+      </w:pPr>
+      <w:proofErr w:type="spellStart"/>
+      <w:r>
+        <w:rPr>
+          <w:rFonts w:ascii="Consolas" w:hAnsi="Consolas"/>
+          <w:color w:val="9CDCFE"/>
+          <w:sz w:val="21"/>
+          <w:szCs w:val="21"/>
+        </w:rPr>
+        <w:lastRenderedPageBreak/>
+        <w:t>tabla_percepcion_accion</w:t>
+      </w:r>
+      <w:proofErr w:type="spellEnd"/>
+      <w:r>
+        <w:rPr>
+          <w:rFonts w:ascii="Consolas" w:hAnsi="Consolas"/>
+          <w:color w:val="CCCCCC"/>
+          <w:sz w:val="21"/>
+          <w:szCs w:val="21"/>
+        </w:rPr>
+        <w:t xml:space="preserve"> </w:t>
+      </w:r>
+      <w:r>
+        <w:rPr>
+          <w:rFonts w:ascii="Consolas" w:hAnsi="Consolas"/>
+          <w:color w:val="D4D4D4"/>
+          <w:sz w:val="21"/>
+          <w:szCs w:val="21"/>
+        </w:rPr>
+        <w:t>=</w:t>
+      </w:r>
+      <w:r>
+        <w:rPr>
+          <w:rFonts w:ascii="Consolas" w:hAnsi="Consolas"/>
+          <w:color w:val="CCCCCC"/>
+          <w:sz w:val="21"/>
+          <w:szCs w:val="21"/>
+        </w:rPr>
+        <w:t xml:space="preserve"> {</w:t>
+      </w:r>
+    </w:p>
+    <w:p>
+      <w:pPr>
+        <w:shd w:val="clear" w:color="auto" w:fill="1F1F1F"/>
+        <w:suppressAutoHyphens w:val="0"/>
+        <w:spacing w:line="285" w:lineRule="atLeast"/>
+        <w:jc w:val="left"/>
+        <w:rPr>
+          <w:rFonts w:ascii="Consolas" w:hAnsi="Consolas"/>
+          <w:color w:val="CCCCCC"/>
+          <w:sz w:val="21"/>
+          <w:szCs w:val="21"/>
+        </w:rPr>
+      </w:pPr>
+      <w:r>
+        <w:rPr>
+          <w:rFonts w:ascii="Consolas" w:hAnsi="Consolas"/>
+          <w:color w:val="CCCCCC"/>
+          <w:sz w:val="21"/>
+          <w:szCs w:val="21"/>
+        </w:rPr>
+        <w:t>    (</w:t>
+      </w:r>
+      <w:r>
+        <w:rPr>
+          <w:rFonts w:ascii="Consolas" w:hAnsi="Consolas"/>
+          <w:color w:val="B5CEA8"/>
+          <w:sz w:val="21"/>
+          <w:szCs w:val="21"/>
+        </w:rPr>
+        <w:t>0</w:t>
+      </w:r>
+      <w:r>
+        <w:rPr>
+          <w:rFonts w:ascii="Consolas" w:hAnsi="Consolas"/>
+          <w:color w:val="CCCCCC"/>
+          <w:sz w:val="21"/>
+          <w:szCs w:val="21"/>
+        </w:rPr>
+        <w:t xml:space="preserve">, </w:t>
+      </w:r>
+      <w:r>
+        <w:rPr>
+          <w:rFonts w:ascii="Consolas" w:hAnsi="Consolas"/>
+          <w:color w:val="B5CEA8"/>
+          <w:sz w:val="21"/>
+          <w:szCs w:val="21"/>
+        </w:rPr>
+        <w:t>0</w:t>
+      </w:r>
+      <w:r>
+        <w:rPr>
+          <w:rFonts w:ascii="Consolas" w:hAnsi="Consolas"/>
+          <w:color w:val="CCCCCC"/>
+          <w:sz w:val="21"/>
+          <w:szCs w:val="21"/>
+        </w:rPr>
+        <w:t xml:space="preserve">, </w:t>
+      </w:r>
+      <w:r>
+        <w:rPr>
+          <w:rFonts w:ascii="Consolas" w:hAnsi="Consolas"/>
+          <w:color w:val="B5CEA8"/>
+          <w:sz w:val="21"/>
+          <w:szCs w:val="21"/>
+        </w:rPr>
+        <w:t>0</w:t>
+      </w:r>
+      <w:r>
+        <w:rPr>
+          <w:rFonts w:ascii="Consolas" w:hAnsi="Consolas"/>
+          <w:color w:val="CCCCCC"/>
+          <w:sz w:val="21"/>
+          <w:szCs w:val="21"/>
+        </w:rPr>
+        <w:t xml:space="preserve">): </w:t>
+      </w:r>
+      <w:r>
+        <w:rPr>
+          <w:rFonts w:ascii="Consolas" w:hAnsi="Consolas"/>
+          <w:color w:val="CE9178"/>
+          <w:sz w:val="21"/>
+          <w:szCs w:val="21"/>
+        </w:rPr>
+        <w:t>"Avanzar"</w:t>
+      </w:r>
+      <w:r>
+        <w:rPr>
+          <w:rFonts w:ascii="Consolas" w:hAnsi="Consolas"/>
+          <w:color w:val="CCCCCC"/>
+          <w:sz w:val="21"/>
+          <w:szCs w:val="21"/>
+        </w:rPr>
+        <w:t>,                              </w:t>
+      </w:r>
+      <w:r>
+        <w:rPr>
+          <w:rFonts w:ascii="Consolas" w:hAnsi="Consolas"/>
+          <w:color w:val="6A9955"/>
+          <w:sz w:val="21"/>
+          <w:szCs w:val="21"/>
+        </w:rPr>
+        <w:t># Todo despejado</w:t>
+      </w:r>
+    </w:p>
+    <w:p>
+      <w:pPr>
+        <w:shd w:val="clear" w:color="auto" w:fill="1F1F1F"/>
+        <w:suppressAutoHyphens w:val="0"/>
+        <w:spacing w:line="285" w:lineRule="atLeast"/>
+        <w:jc w:val="left"/>
+        <w:rPr>
+          <w:rFonts w:ascii="Consolas" w:hAnsi="Consolas"/>
+          <w:color w:val="CCCCCC"/>
+          <w:sz w:val="21"/>
+          <w:szCs w:val="21"/>
+        </w:rPr>
+      </w:pPr>
+      <w:r>
+        <w:rPr>
+          <w:rFonts w:ascii="Consolas" w:hAnsi="Consolas"/>
+          <w:color w:val="CCCCCC"/>
+          <w:sz w:val="21"/>
+          <w:szCs w:val="21"/>
+        </w:rPr>
+        <w:t>    (</w:t>
+      </w:r>
+      <w:r>
+        <w:rPr>
+          <w:rFonts w:ascii="Consolas" w:hAnsi="Consolas"/>
+          <w:color w:val="B5CEA8"/>
+          <w:sz w:val="21"/>
+          <w:szCs w:val="21"/>
+        </w:rPr>
+        <w:t>1</w:t>
+      </w:r>
+      <w:r>
+        <w:rPr>
+          <w:rFonts w:ascii="Consolas" w:hAnsi="Consolas"/>
+          <w:color w:val="CCCCCC"/>
+          <w:sz w:val="21"/>
+          <w:szCs w:val="21"/>
+        </w:rPr>
+        <w:t xml:space="preserve">, </w:t>
+      </w:r>
+      <w:r>
+        <w:rPr>
+          <w:rFonts w:ascii="Consolas" w:hAnsi="Consolas"/>
+          <w:color w:val="B5CEA8"/>
+          <w:sz w:val="21"/>
+          <w:szCs w:val="21"/>
+        </w:rPr>
+        <w:t>0</w:t>
+      </w:r>
+      <w:r>
+        <w:rPr>
+          <w:rFonts w:ascii="Consolas" w:hAnsi="Consolas"/>
+          <w:color w:val="CCCCCC"/>
+          <w:sz w:val="21"/>
+          <w:szCs w:val="21"/>
+        </w:rPr>
+        <w:t xml:space="preserve">, </w:t>
+      </w:r>
+      <w:r>
+        <w:rPr>
+          <w:rFonts w:ascii="Consolas" w:hAnsi="Consolas"/>
+          <w:color w:val="B5CEA8"/>
+          <w:sz w:val="21"/>
+          <w:szCs w:val="21"/>
+        </w:rPr>
+        <w:t>0</w:t>
+      </w:r>
+      <w:r>
+        <w:rPr>
+          <w:rFonts w:ascii="Consolas" w:hAnsi="Consolas"/>
+          <w:color w:val="CCCCCC"/>
+          <w:sz w:val="21"/>
+          <w:szCs w:val="21"/>
+        </w:rPr>
+        <w:t xml:space="preserve">): </w:t>
+      </w:r>
+      <w:r>
+        <w:rPr>
+          <w:rFonts w:ascii="Consolas" w:hAnsi="Consolas"/>
+          <w:color w:val="CE9178"/>
+          <w:sz w:val="21"/>
+          <w:szCs w:val="21"/>
+        </w:rPr>
+        <w:t>"Detener y Girar a la Derecha"</w:t>
+      </w:r>
+      <w:r>
+        <w:rPr>
+          <w:rFonts w:ascii="Consolas" w:hAnsi="Consolas"/>
+          <w:color w:val="CCCCCC"/>
+          <w:sz w:val="21"/>
+          <w:szCs w:val="21"/>
+        </w:rPr>
+        <w:t>,        </w:t>
+      </w:r>
+      <w:r>
+        <w:rPr>
+          <w:rFonts w:ascii="Consolas" w:hAnsi="Consolas"/>
+          <w:color w:val="6A9955"/>
+          <w:sz w:val="21"/>
+          <w:szCs w:val="21"/>
+        </w:rPr>
+        <w:t># Obstáculo adelante</w:t>
+      </w:r>
+    </w:p>
+    <w:p>
+      <w:pPr>
+        <w:shd w:val="clear" w:color="auto" w:fill="1F1F1F"/>
+        <w:suppressAutoHyphens w:val="0"/>
+        <w:spacing w:line="285" w:lineRule="atLeast"/>
+        <w:jc w:val="left"/>
+        <w:rPr>
+          <w:rFonts w:ascii="Consolas" w:hAnsi="Consolas"/>
+          <w:color w:val="CCCCCC"/>
+          <w:sz w:val="21"/>
+          <w:szCs w:val="21"/>
+        </w:rPr>
+      </w:pPr>
+      <w:r>
+        <w:rPr>
+          <w:rFonts w:ascii="Consolas" w:hAnsi="Consolas"/>
+          <w:color w:val="CCCCCC"/>
+          <w:sz w:val="21"/>
+          <w:szCs w:val="21"/>
+        </w:rPr>
+        <w:t>    (</w:t>
+      </w:r>
+      <w:r>
+        <w:rPr>
+          <w:rFonts w:ascii="Consolas" w:hAnsi="Consolas"/>
+          <w:color w:val="B5CEA8"/>
+          <w:sz w:val="21"/>
+          <w:szCs w:val="21"/>
+        </w:rPr>
+        <w:t>0</w:t>
+      </w:r>
+      <w:r>
+        <w:rPr>
+          <w:rFonts w:ascii="Consolas" w:hAnsi="Consolas"/>
+          <w:color w:val="CCCCCC"/>
+          <w:sz w:val="21"/>
+          <w:szCs w:val="21"/>
+        </w:rPr>
+        <w:t xml:space="preserve">, </w:t>
+      </w:r>
+      <w:r>
+        <w:rPr>
+          <w:rFonts w:ascii="Consolas" w:hAnsi="Consolas"/>
+          <w:color w:val="B5CEA8"/>
+          <w:sz w:val="21"/>
+          <w:szCs w:val="21"/>
+        </w:rPr>
+        <w:t>1</w:t>
+      </w:r>
+      <w:r>
+        <w:rPr>
+          <w:rFonts w:ascii="Consolas" w:hAnsi="Consolas"/>
+          <w:color w:val="CCCCCC"/>
+          <w:sz w:val="21"/>
+          <w:szCs w:val="21"/>
+        </w:rPr>
+        <w:t xml:space="preserve">, </w:t>
+      </w:r>
+      <w:r>
+        <w:rPr>
+          <w:rFonts w:ascii="Consolas" w:hAnsi="Consolas"/>
+          <w:color w:val="B5CEA8"/>
+          <w:sz w:val="21"/>
+          <w:szCs w:val="21"/>
+        </w:rPr>
+        <w:t>0</w:t>
+      </w:r>
+      <w:r>
+        <w:rPr>
+          <w:rFonts w:ascii="Consolas" w:hAnsi="Consolas"/>
+          <w:color w:val="CCCCCC"/>
+          <w:sz w:val="21"/>
+          <w:szCs w:val="21"/>
+        </w:rPr>
+        <w:t xml:space="preserve">): </w:t>
+      </w:r>
+      <w:r>
+        <w:rPr>
+          <w:rFonts w:ascii="Consolas" w:hAnsi="Consolas"/>
+          <w:color w:val="CE9178"/>
+          <w:sz w:val="21"/>
+          <w:szCs w:val="21"/>
+        </w:rPr>
+        <w:t>"Girar a la Derecha"</w:t>
+      </w:r>
+      <w:r>
+        <w:rPr>
+          <w:rFonts w:ascii="Consolas" w:hAnsi="Consolas"/>
+          <w:color w:val="CCCCCC"/>
+          <w:sz w:val="21"/>
+          <w:szCs w:val="21"/>
+        </w:rPr>
+        <w:t>,                  </w:t>
+      </w:r>
+      <w:r>
+        <w:rPr>
+          <w:rFonts w:ascii="Consolas" w:hAnsi="Consolas"/>
+          <w:color w:val="6A9955"/>
+          <w:sz w:val="21"/>
+          <w:szCs w:val="21"/>
+        </w:rPr>
+        <w:t># Obstáculo izquierda</w:t>
+      </w:r>
+    </w:p>
+    <w:p>
+      <w:pPr>
+        <w:shd w:val="clear" w:color="auto" w:fill="1F1F1F"/>
+        <w:suppressAutoHyphens w:val="0"/>
+        <w:spacing w:line="285" w:lineRule="atLeast"/>
+        <w:jc w:val="left"/>
+        <w:rPr>
+          <w:rFonts w:ascii="Consolas" w:hAnsi="Consolas"/>
+          <w:color w:val="CCCCCC"/>
+          <w:sz w:val="21"/>
+          <w:szCs w:val="21"/>
+        </w:rPr>
+      </w:pPr>
+      <w:r>
+        <w:rPr>
+          <w:rFonts w:ascii="Consolas" w:hAnsi="Consolas"/>
+          <w:color w:val="CCCCCC"/>
+          <w:sz w:val="21"/>
+          <w:szCs w:val="21"/>
+        </w:rPr>
+        <w:t>    (</w:t>
+      </w:r>
+      <w:r>
+        <w:rPr>
+          <w:rFonts w:ascii="Consolas" w:hAnsi="Consolas"/>
+          <w:color w:val="B5CEA8"/>
+          <w:sz w:val="21"/>
+          <w:szCs w:val="21"/>
+        </w:rPr>
+        <w:t>0</w:t>
+      </w:r>
+      <w:r>
+        <w:rPr>
+          <w:rFonts w:ascii="Consolas" w:hAnsi="Consolas"/>
+          <w:color w:val="CCCCCC"/>
+          <w:sz w:val="21"/>
+          <w:szCs w:val="21"/>
+        </w:rPr>
+        <w:t xml:space="preserve">, </w:t>
+      </w:r>
+      <w:r>
+        <w:rPr>
+          <w:rFonts w:ascii="Consolas" w:hAnsi="Consolas"/>
+          <w:color w:val="B5CEA8"/>
+          <w:sz w:val="21"/>
+          <w:szCs w:val="21"/>
+        </w:rPr>
+        <w:t>0</w:t>
+      </w:r>
+      <w:r>
+        <w:rPr>
+          <w:rFonts w:ascii="Consolas" w:hAnsi="Consolas"/>
+          <w:color w:val="CCCCCC"/>
+          <w:sz w:val="21"/>
+          <w:szCs w:val="21"/>
+        </w:rPr>
+        <w:t xml:space="preserve">, </w:t>
+      </w:r>
+      <w:r>
+        <w:rPr>
+          <w:rFonts w:ascii="Consolas" w:hAnsi="Consolas"/>
+          <w:color w:val="B5CEA8"/>
+          <w:sz w:val="21"/>
+          <w:szCs w:val="21"/>
+        </w:rPr>
+        <w:t>1</w:t>
+      </w:r>
+      <w:r>
+        <w:rPr>
+          <w:rFonts w:ascii="Consolas" w:hAnsi="Consolas"/>
+          <w:color w:val="CCCCCC"/>
+          <w:sz w:val="21"/>
+          <w:szCs w:val="21"/>
+        </w:rPr>
+        <w:t xml:space="preserve">): </w:t>
+      </w:r>
+      <w:r>
+        <w:rPr>
+          <w:rFonts w:ascii="Consolas" w:hAnsi="Consolas"/>
+          <w:color w:val="CE9178"/>
+          <w:sz w:val="21"/>
+          <w:szCs w:val="21"/>
+        </w:rPr>
+        <w:t>"Girar a la Izquierda"</w:t>
+      </w:r>
+      <w:r>
+        <w:rPr>
+          <w:rFonts w:ascii="Consolas" w:hAnsi="Consolas"/>
+          <w:color w:val="CCCCCC"/>
+          <w:sz w:val="21"/>
+          <w:szCs w:val="21"/>
+        </w:rPr>
+        <w:t>,                </w:t>
+      </w:r>
+      <w:r>
+        <w:rPr>
+          <w:rFonts w:ascii="Consolas" w:hAnsi="Consolas"/>
+          <w:color w:val="6A9955"/>
+          <w:sz w:val="21"/>
+          <w:szCs w:val="21"/>
+        </w:rPr>
+        <w:t># Obstáculo derecha</w:t>
+      </w:r>
+    </w:p>
+    <w:p>
+      <w:pPr>
+        <w:shd w:val="clear" w:color="auto" w:fill="1F1F1F"/>
+        <w:suppressAutoHyphens w:val="0"/>
+        <w:spacing w:line="285" w:lineRule="atLeast"/>
+        <w:jc w:val="left"/>
+        <w:rPr>
+          <w:rFonts w:ascii="Consolas" w:hAnsi="Consolas"/>
+          <w:color w:val="CCCCCC"/>
+          <w:sz w:val="21"/>
+          <w:szCs w:val="21"/>
+        </w:rPr>
+      </w:pPr>
+      <w:r>
+        <w:rPr>
+          <w:rFonts w:ascii="Consolas" w:hAnsi="Consolas"/>
+          <w:color w:val="CCCCCC"/>
+          <w:sz w:val="21"/>
+          <w:szCs w:val="21"/>
+        </w:rPr>
+        <w:t>    (</w:t>
+      </w:r>
+      <w:r>
+        <w:rPr>
+          <w:rFonts w:ascii="Consolas" w:hAnsi="Consolas"/>
+          <w:color w:val="B5CEA8"/>
+          <w:sz w:val="21"/>
+          <w:szCs w:val="21"/>
+        </w:rPr>
+        <w:t>1</w:t>
+      </w:r>
+      <w:r>
+        <w:rPr>
+          <w:rFonts w:ascii="Consolas" w:hAnsi="Consolas"/>
+          <w:color w:val="CCCCCC"/>
+          <w:sz w:val="21"/>
+          <w:szCs w:val="21"/>
+        </w:rPr>
+        <w:t xml:space="preserve">, </w:t>
+      </w:r>
+      <w:r>
+        <w:rPr>
+          <w:rFonts w:ascii="Consolas" w:hAnsi="Consolas"/>
+          <w:color w:val="B5CEA8"/>
+          <w:sz w:val="21"/>
+          <w:szCs w:val="21"/>
+        </w:rPr>
+        <w:t>1</w:t>
+      </w:r>
+      <w:r>
+        <w:rPr>
+          <w:rFonts w:ascii="Consolas" w:hAnsi="Consolas"/>
+          <w:color w:val="CCCCCC"/>
+          <w:sz w:val="21"/>
+          <w:szCs w:val="21"/>
+        </w:rPr>
+        <w:t xml:space="preserve">, </w:t>
+      </w:r>
+      <w:r>
+        <w:rPr>
+          <w:rFonts w:ascii="Consolas" w:hAnsi="Consolas"/>
+          <w:color w:val="B5CEA8"/>
+          <w:sz w:val="21"/>
+          <w:szCs w:val="21"/>
+        </w:rPr>
+        <w:t>0</w:t>
+      </w:r>
+      <w:r>
+        <w:rPr>
+          <w:rFonts w:ascii="Consolas" w:hAnsi="Consolas"/>
+          <w:color w:val="CCCCCC"/>
+          <w:sz w:val="21"/>
+          <w:szCs w:val="21"/>
+        </w:rPr>
+        <w:t xml:space="preserve">): </w:t>
+      </w:r>
+      <w:r>
+        <w:rPr>
+          <w:rFonts w:ascii="Consolas" w:hAnsi="Consolas"/>
+          <w:color w:val="CE9178"/>
+          <w:sz w:val="21"/>
+          <w:szCs w:val="21"/>
+        </w:rPr>
+        <w:t>"Detener y Girar a la Derecha"</w:t>
+      </w:r>
+      <w:r>
+        <w:rPr>
+          <w:rFonts w:ascii="Consolas" w:hAnsi="Consolas"/>
+          <w:color w:val="CCCCCC"/>
+          <w:sz w:val="21"/>
+          <w:szCs w:val="21"/>
+        </w:rPr>
+        <w:t>,        </w:t>
+      </w:r>
+      <w:r>
+        <w:rPr>
+          <w:rFonts w:ascii="Consolas" w:hAnsi="Consolas"/>
+          <w:color w:val="6A9955"/>
+          <w:sz w:val="21"/>
+          <w:szCs w:val="21"/>
+        </w:rPr>
+        <w:t># Obstáculos adelante e izquierda</w:t>
+      </w:r>
+    </w:p>
+    <w:p>
+      <w:pPr>
+        <w:shd w:val="clear" w:color="auto" w:fill="1F1F1F"/>
+        <w:suppressAutoHyphens w:val="0"/>
+        <w:spacing w:line="285" w:lineRule="atLeast"/>
+        <w:jc w:val="left"/>
+        <w:rPr>
+          <w:rFonts w:ascii="Consolas" w:hAnsi="Consolas"/>
+          <w:color w:val="CCCCCC"/>
+          <w:sz w:val="21"/>
+          <w:szCs w:val="21"/>
+        </w:rPr>
+      </w:pPr>
+      <w:r>
+        <w:rPr>
+          <w:rFonts w:ascii="Consolas" w:hAnsi="Consolas"/>
+          <w:color w:val="CCCCCC"/>
+          <w:sz w:val="21"/>
+          <w:szCs w:val="21"/>
+        </w:rPr>
+        <w:t>    (</w:t>
+      </w:r>
+      <w:r>
+        <w:rPr>
+          <w:rFonts w:ascii="Consolas" w:hAnsi="Consolas"/>
+          <w:color w:val="B5CEA8"/>
+          <w:sz w:val="21"/>
+          <w:szCs w:val="21"/>
+        </w:rPr>
+        <w:t>0</w:t>
+      </w:r>
+      <w:r>
+        <w:rPr>
+          <w:rFonts w:ascii="Consolas" w:hAnsi="Consolas"/>
+          <w:color w:val="CCCCCC"/>
+          <w:sz w:val="21"/>
+          <w:szCs w:val="21"/>
+        </w:rPr>
+        <w:t xml:space="preserve">, </w:t>
+      </w:r>
+      <w:r>
+        <w:rPr>
+          <w:rFonts w:ascii="Consolas" w:hAnsi="Consolas"/>
+          <w:color w:val="B5CEA8"/>
+          <w:sz w:val="21"/>
+          <w:szCs w:val="21"/>
+        </w:rPr>
+        <w:t>1</w:t>
+      </w:r>
+      <w:r>
+        <w:rPr>
+          <w:rFonts w:ascii="Consolas" w:hAnsi="Consolas"/>
+          <w:color w:val="CCCCCC"/>
+          <w:sz w:val="21"/>
+          <w:szCs w:val="21"/>
+        </w:rPr>
+        <w:t xml:space="preserve">, </w:t>
+      </w:r>
+      <w:r>
+        <w:rPr>
+          <w:rFonts w:ascii="Consolas" w:hAnsi="Consolas"/>
+          <w:color w:val="B5CEA8"/>
+          <w:sz w:val="21"/>
+          <w:szCs w:val="21"/>
+        </w:rPr>
+        <w:t>1</w:t>
+      </w:r>
+      <w:r>
+        <w:rPr>
+          <w:rFonts w:ascii="Consolas" w:hAnsi="Consolas"/>
+          <w:color w:val="CCCCCC"/>
+          <w:sz w:val="21"/>
+          <w:szCs w:val="21"/>
+        </w:rPr>
+        <w:t xml:space="preserve">): </w:t>
+      </w:r>
+      <w:r>
+        <w:rPr>
+          <w:rFonts w:ascii="Consolas" w:hAnsi="Consolas"/>
+          <w:color w:val="CE9178"/>
+          <w:sz w:val="21"/>
+          <w:szCs w:val="21"/>
+        </w:rPr>
+        <w:t>"Avanzar"</w:t>
+      </w:r>
+      <w:r>
+        <w:rPr>
+          <w:rFonts w:ascii="Consolas" w:hAnsi="Consolas"/>
+          <w:color w:val="CCCCCC"/>
+          <w:sz w:val="21"/>
+          <w:szCs w:val="21"/>
+        </w:rPr>
+        <w:t>,                              </w:t>
+      </w:r>
+      <w:r>
+        <w:rPr>
+          <w:rFonts w:ascii="Consolas" w:hAnsi="Consolas"/>
+          <w:color w:val="6A9955"/>
+          <w:sz w:val="21"/>
+          <w:szCs w:val="21"/>
+        </w:rPr>
+        <w:t># Solo laterales bloqueados</w:t>
+      </w:r>
+    </w:p>
+    <w:p>
+      <w:pPr>
+        <w:shd w:val="clear" w:color="auto" w:fill="1F1F1F"/>
+        <w:suppressAutoHyphens w:val="0"/>
+        <w:spacing w:line="285" w:lineRule="atLeast"/>
+        <w:jc w:val="left"/>
+        <w:rPr>
+          <w:rFonts w:ascii="Consolas" w:hAnsi="Consolas"/>
+          <w:color w:val="CCCCCC"/>
+          <w:sz w:val="21"/>
+          <w:szCs w:val="21"/>
+        </w:rPr>
+      </w:pPr>
+      <w:r>
+        <w:rPr>
+          <w:rFonts w:ascii="Consolas" w:hAnsi="Consolas"/>
+          <w:color w:val="CCCCCC"/>
+          <w:sz w:val="21"/>
+          <w:szCs w:val="21"/>
+        </w:rPr>
+        <w:t>    (</w:t>
+      </w:r>
+      <w:r>
+        <w:rPr>
+          <w:rFonts w:ascii="Consolas" w:hAnsi="Consolas"/>
+          <w:color w:val="B5CEA8"/>
+          <w:sz w:val="21"/>
+          <w:szCs w:val="21"/>
+        </w:rPr>
+        <w:t>1</w:t>
+      </w:r>
+      <w:r>
+        <w:rPr>
+          <w:rFonts w:ascii="Consolas" w:hAnsi="Consolas"/>
+          <w:color w:val="CCCCCC"/>
+          <w:sz w:val="21"/>
+          <w:szCs w:val="21"/>
+        </w:rPr>
+        <w:t xml:space="preserve">, </w:t>
+      </w:r>
+      <w:r>
+        <w:rPr>
+          <w:rFonts w:ascii="Consolas" w:hAnsi="Consolas"/>
+          <w:color w:val="B5CEA8"/>
+          <w:sz w:val="21"/>
+          <w:szCs w:val="21"/>
+        </w:rPr>
+        <w:t>0</w:t>
+      </w:r>
+      <w:r>
+        <w:rPr>
+          <w:rFonts w:ascii="Consolas" w:hAnsi="Consolas"/>
+          <w:color w:val="CCCCCC"/>
+          <w:sz w:val="21"/>
+          <w:szCs w:val="21"/>
+        </w:rPr>
+        <w:t xml:space="preserve">, </w:t>
+      </w:r>
+      <w:r>
+        <w:rPr>
+          <w:rFonts w:ascii="Consolas" w:hAnsi="Consolas"/>
+          <w:color w:val="B5CEA8"/>
+          <w:sz w:val="21"/>
+          <w:szCs w:val="21"/>
+        </w:rPr>
+        <w:t>1</w:t>
+      </w:r>
+      <w:r>
+        <w:rPr>
+          <w:rFonts w:ascii="Consolas" w:hAnsi="Consolas"/>
+          <w:color w:val="CCCCCC"/>
+          <w:sz w:val="21"/>
+          <w:szCs w:val="21"/>
+        </w:rPr>
+        <w:t xml:space="preserve">): </w:t>
+      </w:r>
+      <w:r>
+        <w:rPr>
+          <w:rFonts w:ascii="Consolas" w:hAnsi="Consolas"/>
+          <w:color w:val="CE9178"/>
+          <w:sz w:val="21"/>
+          <w:szCs w:val="21"/>
+        </w:rPr>
+        <w:t>"Detener y Girar a la Izquierda"</w:t>
+      </w:r>
+      <w:r>
+        <w:rPr>
+          <w:rFonts w:ascii="Consolas" w:hAnsi="Consolas"/>
+          <w:color w:val="CCCCCC"/>
+          <w:sz w:val="21"/>
+          <w:szCs w:val="21"/>
+        </w:rPr>
+        <w:t>,      </w:t>
+      </w:r>
+      <w:r>
+        <w:rPr>
+          <w:rFonts w:ascii="Consolas" w:hAnsi="Consolas"/>
+          <w:color w:val="6A9955"/>
+          <w:sz w:val="21"/>
+          <w:szCs w:val="21"/>
+        </w:rPr>
+        <w:t># Obstáculos adelante y derecha</w:t>
+      </w:r>
+    </w:p>
+    <w:p>
+      <w:pPr>
+        <w:shd w:val="clear" w:color="auto" w:fill="1F1F1F"/>
+        <w:suppressAutoHyphens w:val="0"/>
+        <w:spacing w:line="285" w:lineRule="atLeast"/>
+        <w:jc w:val="left"/>
+        <w:rPr>
+          <w:rFonts w:ascii="Consolas" w:hAnsi="Consolas"/>
+          <w:color w:val="CCCCCC"/>
+          <w:sz w:val="21"/>
+          <w:szCs w:val="21"/>
+        </w:rPr>
+      </w:pPr>
+      <w:r>
+        <w:rPr>
+          <w:rFonts w:ascii="Consolas" w:hAnsi="Consolas"/>
+          <w:color w:val="CCCCCC"/>
+          <w:sz w:val="21"/>
+          <w:szCs w:val="21"/>
+        </w:rPr>
+        <w:t>    (</w:t>
+      </w:r>
+      <w:r>
+        <w:rPr>
+          <w:rFonts w:ascii="Consolas" w:hAnsi="Consolas"/>
+          <w:color w:val="B5CEA8"/>
+          <w:sz w:val="21"/>
+          <w:szCs w:val="21"/>
+        </w:rPr>
+        <w:t>1</w:t>
+      </w:r>
+      <w:r>
+        <w:rPr>
+          <w:rFonts w:ascii="Consolas" w:hAnsi="Consolas"/>
+          <w:color w:val="CCCCCC"/>
+          <w:sz w:val="21"/>
+          <w:szCs w:val="21"/>
+        </w:rPr>
+        <w:t xml:space="preserve">, </w:t>
+      </w:r>
+      <w:r>
+        <w:rPr>
+          <w:rFonts w:ascii="Consolas" w:hAnsi="Consolas"/>
+          <w:color w:val="B5CEA8"/>
+          <w:sz w:val="21"/>
+          <w:szCs w:val="21"/>
+        </w:rPr>
+        <w:t>1</w:t>
+      </w:r>
+      <w:r>
+        <w:rPr>
+          <w:rFonts w:ascii="Consolas" w:hAnsi="Consolas"/>
+          <w:color w:val="CCCCCC"/>
+          <w:sz w:val="21"/>
+          <w:szCs w:val="21"/>
+        </w:rPr>
+        <w:t xml:space="preserve">, </w:t>
+      </w:r>
+      <w:r>
+        <w:rPr>
+          <w:rFonts w:ascii="Consolas" w:hAnsi="Consolas"/>
+          <w:color w:val="B5CEA8"/>
+          <w:sz w:val="21"/>
+          <w:szCs w:val="21"/>
+        </w:rPr>
+        <w:t>1</w:t>
+      </w:r>
+      <w:r>
+        <w:rPr>
+          <w:rFonts w:ascii="Consolas" w:hAnsi="Consolas"/>
+          <w:color w:val="CCCCCC"/>
+          <w:sz w:val="21"/>
+          <w:szCs w:val="21"/>
+        </w:rPr>
+        <w:t xml:space="preserve">): </w:t>
+      </w:r>
+      <w:r>
+        <w:rPr>
+          <w:rFonts w:ascii="Consolas" w:hAnsi="Consolas"/>
+          <w:color w:val="CE9178"/>
+          <w:sz w:val="21"/>
+          <w:szCs w:val="21"/>
+        </w:rPr>
+        <w:t>"Detener"</w:t>
+      </w:r>
+      <w:r>
+        <w:rPr>
+          <w:rFonts w:ascii="Consolas" w:hAnsi="Consolas"/>
+          <w:color w:val="CCCCCC"/>
+          <w:sz w:val="21"/>
+          <w:szCs w:val="21"/>
+        </w:rPr>
+        <w:t xml:space="preserve">                               </w:t>
+      </w:r>
+      <w:r>
+        <w:rPr>
+          <w:rFonts w:ascii="Consolas" w:hAnsi="Consolas"/>
+          <w:color w:val="6A9955"/>
+          <w:sz w:val="21"/>
+          <w:szCs w:val="21"/>
+        </w:rPr>
+        <w:t># Todos los sensores bloqueados</w:t>
+      </w:r>
+    </w:p>
+    <w:p>
+      <w:pPr>
+        <w:shd w:val="clear" w:color="auto" w:fill="1F1F1F"/>
+        <w:suppressAutoHyphens w:val="0"/>
+        <w:spacing w:line="285" w:lineRule="atLeast"/>
+        <w:jc w:val="left"/>
+        <w:rPr>
+          <w:rFonts w:ascii="Consolas" w:hAnsi="Consolas"/>
+          <w:color w:val="CCCCCC"/>
+          <w:sz w:val="21"/>
+          <w:szCs w:val="21"/>
+        </w:rPr>
+      </w:pPr>
+      <w:r>
+        <w:rPr>
+          <w:rFonts w:ascii="Consolas" w:hAnsi="Consolas"/>
+          <w:color w:val="CCCCCC"/>
+          <w:sz w:val="21"/>
+          <w:szCs w:val="21"/>
+        </w:rPr>
+        <w:t>}</w:t>
+      </w:r>
+    </w:p>
+    <w:p>
+      <w:pPr>
+        <w:shd w:val="clear" w:color="auto" w:fill="1F1F1F"/>
+        <w:suppressAutoHyphens w:val="0"/>
+        <w:spacing w:line="285" w:lineRule="atLeast"/>
+        <w:jc w:val="left"/>
+        <w:rPr>
+          <w:rFonts w:ascii="Consolas" w:hAnsi="Consolas"/>
+          <w:color w:val="CCCCCC"/>
+          <w:sz w:val="21"/>
+          <w:szCs w:val="21"/>
+        </w:rPr>
+      </w:pPr>
+      <w:r>
+        <w:rPr>
+          <w:rFonts w:ascii="Consolas" w:hAnsi="Consolas"/>
+          <w:color w:val="6A9955"/>
+          <w:sz w:val="21"/>
+          <w:szCs w:val="21"/>
+        </w:rPr>
+        <w:t>#</w:t>
+      </w:r>
+      <w:r>
+        <w:rPr>
+          <w:rFonts w:ascii="Consolas" w:hAnsi="Consolas"/>
+          <w:color w:val="6A9955"/>
+          <w:sz w:val="21"/>
+          <w:szCs w:val="21"/>
+        </w:rPr>
+        <w:t>- Simula</w:t>
+      </w:r>
+      <w:r>
+        <w:rPr>
+          <w:rFonts w:ascii="Consolas" w:hAnsi="Consolas"/>
+          <w:color w:val="6A9955"/>
+          <w:sz w:val="21"/>
+          <w:szCs w:val="21"/>
+        </w:rPr>
+        <w:t xml:space="preserve"> el recorrido del AGV con una lista de tuplas que representen las percepciones (mínimo 10).</w:t>
+      </w:r>
+    </w:p>
+    <w:p>
+      <w:pPr>
+        <w:shd w:val="clear" w:color="auto" w:fill="1F1F1F"/>
+        <w:suppressAutoHyphens w:val="0"/>
+        <w:spacing w:line="285" w:lineRule="atLeast"/>
+        <w:jc w:val="left"/>
+        <w:rPr>
+          <w:rFonts w:ascii="Consolas" w:hAnsi="Consolas"/>
+          <w:color w:val="CCCCCC"/>
+          <w:sz w:val="21"/>
+          <w:szCs w:val="21"/>
+        </w:rPr>
+      </w:pPr>
+      <w:r>
+        <w:rPr>
+          <w:rFonts w:ascii="Consolas" w:hAnsi="Consolas"/>
+          <w:color w:val="6A9955"/>
+          <w:sz w:val="21"/>
+          <w:szCs w:val="21"/>
+        </w:rPr>
+        <w:t># Si hay una percepcion que no esta en la tabla, muestra: Detener.</w:t>
+      </w:r>
+    </w:p>
+    <w:p>
+      <w:pPr>
+        <w:shd w:val="clear" w:color="auto" w:fill="1F1F1F"/>
+        <w:suppressAutoHyphens w:val="0"/>
+        <w:spacing w:line="285" w:lineRule="atLeast"/>
+        <w:jc w:val="left"/>
+        <w:rPr>
+          <w:rFonts w:ascii="Consolas" w:hAnsi="Consolas"/>
+          <w:color w:val="CCCCCC"/>
+          <w:sz w:val="21"/>
+          <w:szCs w:val="21"/>
+        </w:rPr>
+      </w:pPr>
+      <w:r>
+        <w:rPr>
+          <w:rFonts w:ascii="Consolas" w:hAnsi="Consolas"/>
+          <w:color w:val="9CDCFE"/>
+          <w:sz w:val="21"/>
+          <w:szCs w:val="21"/>
+        </w:rPr>
+        <w:t>percepciones</w:t>
+      </w:r>
+      <w:r>
+        <w:rPr>
+          <w:rFonts w:ascii="Consolas" w:hAnsi="Consolas"/>
+          <w:color w:val="CCCCCC"/>
+          <w:sz w:val="21"/>
+          <w:szCs w:val="21"/>
+        </w:rPr>
+        <w:t xml:space="preserve"> </w:t>
+      </w:r>
+      <w:r>
+        <w:rPr>
+          <w:rFonts w:ascii="Consolas" w:hAnsi="Consolas"/>
+          <w:color w:val="D4D4D4"/>
+          <w:sz w:val="21"/>
+          <w:szCs w:val="21"/>
+        </w:rPr>
+        <w:t>=</w:t>
+      </w:r>
+      <w:r>
+        <w:rPr>
+          <w:rFonts w:ascii="Consolas" w:hAnsi="Consolas"/>
+          <w:color w:val="CCCCCC"/>
+          <w:sz w:val="21"/>
+          <w:szCs w:val="21"/>
+        </w:rPr>
+        <w:t xml:space="preserve"> [</w:t>
+      </w:r>
+    </w:p>
+    <w:p>
+      <w:pPr>
+        <w:shd w:val="clear" w:color="auto" w:fill="1F1F1F"/>
+        <w:suppressAutoHyphens w:val="0"/>
+        <w:spacing w:line="285" w:lineRule="atLeast"/>
+        <w:jc w:val="left"/>
+        <w:rPr>
+          <w:rFonts w:ascii="Consolas" w:hAnsi="Consolas"/>
+          <w:color w:val="CCCCCC"/>
+          <w:sz w:val="21"/>
+          <w:szCs w:val="21"/>
+        </w:rPr>
+      </w:pPr>
+      <w:r>
+        <w:rPr>
+          <w:rFonts w:ascii="Consolas" w:hAnsi="Consolas"/>
+          <w:color w:val="CCCCCC"/>
+          <w:sz w:val="21"/>
+          <w:szCs w:val="21"/>
+        </w:rPr>
+        <w:t>    (</w:t>
+      </w:r>
+      <w:r>
+        <w:rPr>
+          <w:rFonts w:ascii="Consolas" w:hAnsi="Consolas"/>
+          <w:color w:val="B5CEA8"/>
+          <w:sz w:val="21"/>
+          <w:szCs w:val="21"/>
+        </w:rPr>
+        <w:t>0</w:t>
+      </w:r>
+      <w:r>
+        <w:rPr>
+          <w:rFonts w:ascii="Consolas" w:hAnsi="Consolas"/>
+          <w:color w:val="CCCCCC"/>
+          <w:sz w:val="21"/>
+          <w:szCs w:val="21"/>
+        </w:rPr>
+        <w:t xml:space="preserve">, </w:t>
+      </w:r>
+      <w:r>
+        <w:rPr>
+          <w:rFonts w:ascii="Consolas" w:hAnsi="Consolas"/>
+          <w:color w:val="B5CEA8"/>
+          <w:sz w:val="21"/>
+          <w:szCs w:val="21"/>
+        </w:rPr>
+        <w:t>0</w:t>
+      </w:r>
+      <w:r>
+        <w:rPr>
+          <w:rFonts w:ascii="Consolas" w:hAnsi="Consolas"/>
+          <w:color w:val="CCCCCC"/>
+          <w:sz w:val="21"/>
+          <w:szCs w:val="21"/>
+        </w:rPr>
+        <w:t xml:space="preserve">, </w:t>
+      </w:r>
+      <w:r>
+        <w:rPr>
+          <w:rFonts w:ascii="Consolas" w:hAnsi="Consolas"/>
+          <w:color w:val="B5CEA8"/>
+          <w:sz w:val="21"/>
+          <w:szCs w:val="21"/>
+        </w:rPr>
+        <w:t>0</w:t>
+      </w:r>
+      <w:r>
+        <w:rPr>
+          <w:rFonts w:ascii="Consolas" w:hAnsi="Consolas"/>
+          <w:color w:val="CCCCCC"/>
+          <w:sz w:val="21"/>
+          <w:szCs w:val="21"/>
+        </w:rPr>
+        <w:t>),  </w:t>
+      </w:r>
+      <w:r>
+        <w:rPr>
+          <w:rFonts w:ascii="Consolas" w:hAnsi="Consolas"/>
+          <w:color w:val="6A9955"/>
+          <w:sz w:val="21"/>
+          <w:szCs w:val="21"/>
+        </w:rPr>
+        <w:t># Todo despejado</w:t>
+      </w:r>
+    </w:p>
+    <w:p>
+      <w:pPr>
+        <w:shd w:val="clear" w:color="auto" w:fill="1F1F1F"/>
+        <w:suppressAutoHyphens w:val="0"/>
+        <w:spacing w:line="285" w:lineRule="atLeast"/>
+        <w:jc w:val="left"/>
+        <w:rPr>
+          <w:rFonts w:ascii="Consolas" w:hAnsi="Consolas"/>
+          <w:color w:val="CCCCCC"/>
+          <w:sz w:val="21"/>
+          <w:szCs w:val="21"/>
+        </w:rPr>
+      </w:pPr>
+      <w:r>
+        <w:rPr>
+          <w:rFonts w:ascii="Consolas" w:hAnsi="Consolas"/>
+          <w:color w:val="CCCCCC"/>
+          <w:sz w:val="21"/>
+          <w:szCs w:val="21"/>
+        </w:rPr>
+        <w:t>    (</w:t>
+      </w:r>
+      <w:r>
+        <w:rPr>
+          <w:rFonts w:ascii="Consolas" w:hAnsi="Consolas"/>
+          <w:color w:val="B5CEA8"/>
+          <w:sz w:val="21"/>
+          <w:szCs w:val="21"/>
+        </w:rPr>
+        <w:t>1</w:t>
+      </w:r>
+      <w:r>
+        <w:rPr>
+          <w:rFonts w:ascii="Consolas" w:hAnsi="Consolas"/>
+          <w:color w:val="CCCCCC"/>
+          <w:sz w:val="21"/>
+          <w:szCs w:val="21"/>
+        </w:rPr>
+        <w:t xml:space="preserve">, </w:t>
+      </w:r>
+      <w:r>
+        <w:rPr>
+          <w:rFonts w:ascii="Consolas" w:hAnsi="Consolas"/>
+          <w:color w:val="B5CEA8"/>
+          <w:sz w:val="21"/>
+          <w:szCs w:val="21"/>
+        </w:rPr>
+        <w:t>0</w:t>
+      </w:r>
+      <w:r>
+        <w:rPr>
+          <w:rFonts w:ascii="Consolas" w:hAnsi="Consolas"/>
+          <w:color w:val="CCCCCC"/>
+          <w:sz w:val="21"/>
+          <w:szCs w:val="21"/>
+        </w:rPr>
+        <w:t xml:space="preserve">, </w:t>
+      </w:r>
+      <w:r>
+        <w:rPr>
+          <w:rFonts w:ascii="Consolas" w:hAnsi="Consolas"/>
+          <w:color w:val="B5CEA8"/>
+          <w:sz w:val="21"/>
+          <w:szCs w:val="21"/>
+        </w:rPr>
+        <w:t>0</w:t>
+      </w:r>
+      <w:r>
+        <w:rPr>
+          <w:rFonts w:ascii="Consolas" w:hAnsi="Consolas"/>
+          <w:color w:val="CCCCCC"/>
+          <w:sz w:val="21"/>
+          <w:szCs w:val="21"/>
+        </w:rPr>
+        <w:t>),  </w:t>
+      </w:r>
+      <w:r>
+        <w:rPr>
+          <w:rFonts w:ascii="Consolas" w:hAnsi="Consolas"/>
+          <w:color w:val="6A9955"/>
+          <w:sz w:val="21"/>
+          <w:szCs w:val="21"/>
+        </w:rPr>
+        <w:t># Obstáculo adelante</w:t>
+      </w:r>
+    </w:p>
+    <w:p>
+      <w:pPr>
+        <w:shd w:val="clear" w:color="auto" w:fill="1F1F1F"/>
+        <w:suppressAutoHyphens w:val="0"/>
+        <w:spacing w:line="285" w:lineRule="atLeast"/>
+        <w:jc w:val="left"/>
+        <w:rPr>
+          <w:rFonts w:ascii="Consolas" w:hAnsi="Consolas"/>
+          <w:color w:val="CCCCCC"/>
+          <w:sz w:val="21"/>
+          <w:szCs w:val="21"/>
+        </w:rPr>
+      </w:pPr>
+      <w:r>
+        <w:rPr>
+          <w:rFonts w:ascii="Consolas" w:hAnsi="Consolas"/>
+          <w:color w:val="CCCCCC"/>
+          <w:sz w:val="21"/>
+          <w:szCs w:val="21"/>
+        </w:rPr>
+        <w:t>    (</w:t>
+      </w:r>
+      <w:r>
+        <w:rPr>
+          <w:rFonts w:ascii="Consolas" w:hAnsi="Consolas"/>
+          <w:color w:val="B5CEA8"/>
+          <w:sz w:val="21"/>
+          <w:szCs w:val="21"/>
+        </w:rPr>
+        <w:t>0</w:t>
+      </w:r>
+      <w:r>
+        <w:rPr>
+          <w:rFonts w:ascii="Consolas" w:hAnsi="Consolas"/>
+          <w:color w:val="CCCCCC"/>
+          <w:sz w:val="21"/>
+          <w:szCs w:val="21"/>
+        </w:rPr>
+        <w:t xml:space="preserve">, </w:t>
+      </w:r>
+      <w:r>
+        <w:rPr>
+          <w:rFonts w:ascii="Consolas" w:hAnsi="Consolas"/>
+          <w:color w:val="B5CEA8"/>
+          <w:sz w:val="21"/>
+          <w:szCs w:val="21"/>
+        </w:rPr>
+        <w:t>1</w:t>
+      </w:r>
+      <w:r>
+        <w:rPr>
+          <w:rFonts w:ascii="Consolas" w:hAnsi="Consolas"/>
+          <w:color w:val="CCCCCC"/>
+          <w:sz w:val="21"/>
+          <w:szCs w:val="21"/>
+        </w:rPr>
+        <w:t xml:space="preserve">, </w:t>
+      </w:r>
+      <w:r>
+        <w:rPr>
+          <w:rFonts w:ascii="Consolas" w:hAnsi="Consolas"/>
+          <w:color w:val="B5CEA8"/>
+          <w:sz w:val="21"/>
+          <w:szCs w:val="21"/>
+        </w:rPr>
+        <w:t>0</w:t>
+      </w:r>
+      <w:r>
+        <w:rPr>
+          <w:rFonts w:ascii="Consolas" w:hAnsi="Consolas"/>
+          <w:color w:val="CCCCCC"/>
+          <w:sz w:val="21"/>
+          <w:szCs w:val="21"/>
+        </w:rPr>
+        <w:t>),  </w:t>
+      </w:r>
+      <w:r>
+        <w:rPr>
+          <w:rFonts w:ascii="Consolas" w:hAnsi="Consolas"/>
+          <w:color w:val="6A9955"/>
+          <w:sz w:val="21"/>
+          <w:szCs w:val="21"/>
+        </w:rPr>
+        <w:t># Obstáculo izquierda</w:t>
+      </w:r>
+    </w:p>
+    <w:p>
+      <w:pPr>
+        <w:shd w:val="clear" w:color="auto" w:fill="1F1F1F"/>
+        <w:suppressAutoHyphens w:val="0"/>
+        <w:spacing w:line="285" w:lineRule="atLeast"/>
+        <w:jc w:val="left"/>
+        <w:rPr>
+          <w:rFonts w:ascii="Consolas" w:hAnsi="Consolas"/>
+          <w:color w:val="CCCCCC"/>
+          <w:sz w:val="21"/>
+          <w:szCs w:val="21"/>
+        </w:rPr>
+      </w:pPr>
+      <w:r>
+        <w:rPr>
+          <w:rFonts w:ascii="Consolas" w:hAnsi="Consolas"/>
+          <w:color w:val="CCCCCC"/>
+          <w:sz w:val="21"/>
+          <w:szCs w:val="21"/>
+        </w:rPr>
+        <w:t>    (</w:t>
+      </w:r>
+      <w:r>
+        <w:rPr>
+          <w:rFonts w:ascii="Consolas" w:hAnsi="Consolas"/>
+          <w:color w:val="B5CEA8"/>
+          <w:sz w:val="21"/>
+          <w:szCs w:val="21"/>
+        </w:rPr>
+        <w:t>0</w:t>
+      </w:r>
+      <w:r>
+        <w:rPr>
+          <w:rFonts w:ascii="Consolas" w:hAnsi="Consolas"/>
+          <w:color w:val="CCCCCC"/>
+          <w:sz w:val="21"/>
+          <w:szCs w:val="21"/>
+        </w:rPr>
+        <w:t xml:space="preserve">, </w:t>
+      </w:r>
+      <w:r>
+        <w:rPr>
+          <w:rFonts w:ascii="Consolas" w:hAnsi="Consolas"/>
+          <w:color w:val="B5CEA8"/>
+          <w:sz w:val="21"/>
+          <w:szCs w:val="21"/>
+        </w:rPr>
+        <w:t>0</w:t>
+      </w:r>
+      <w:r>
+        <w:rPr>
+          <w:rFonts w:ascii="Consolas" w:hAnsi="Consolas"/>
+          <w:color w:val="CCCCCC"/>
+          <w:sz w:val="21"/>
+          <w:szCs w:val="21"/>
+        </w:rPr>
+        <w:t xml:space="preserve">, </w:t>
+      </w:r>
+      <w:r>
+        <w:rPr>
+          <w:rFonts w:ascii="Consolas" w:hAnsi="Consolas"/>
+          <w:color w:val="B5CEA8"/>
+          <w:sz w:val="21"/>
+          <w:szCs w:val="21"/>
+        </w:rPr>
+        <w:t>1</w:t>
+      </w:r>
+      <w:r>
+        <w:rPr>
+          <w:rFonts w:ascii="Consolas" w:hAnsi="Consolas"/>
+          <w:color w:val="CCCCCC"/>
+          <w:sz w:val="21"/>
+          <w:szCs w:val="21"/>
+        </w:rPr>
+        <w:t>),  </w:t>
+      </w:r>
+      <w:r>
+        <w:rPr>
+          <w:rFonts w:ascii="Consolas" w:hAnsi="Consolas"/>
+          <w:color w:val="6A9955"/>
+          <w:sz w:val="21"/>
+          <w:szCs w:val="21"/>
+        </w:rPr>
+        <w:t># Obstáculo derecha</w:t>
+      </w:r>
+    </w:p>
+    <w:p>
+      <w:pPr>
+        <w:shd w:val="clear" w:color="auto" w:fill="1F1F1F"/>
+        <w:suppressAutoHyphens w:val="0"/>
+        <w:spacing w:line="285" w:lineRule="atLeast"/>
+        <w:jc w:val="left"/>
+        <w:rPr>
+          <w:rFonts w:ascii="Consolas" w:hAnsi="Consolas"/>
+          <w:color w:val="CCCCCC"/>
+          <w:sz w:val="21"/>
+          <w:szCs w:val="21"/>
+        </w:rPr>
+      </w:pPr>
+      <w:r>
+        <w:rPr>
+          <w:rFonts w:ascii="Consolas" w:hAnsi="Consolas"/>
+          <w:color w:val="CCCCCC"/>
+          <w:sz w:val="21"/>
+          <w:szCs w:val="21"/>
+        </w:rPr>
+        <w:t>    (</w:t>
+      </w:r>
+      <w:r>
+        <w:rPr>
+          <w:rFonts w:ascii="Consolas" w:hAnsi="Consolas"/>
+          <w:color w:val="B5CEA8"/>
+          <w:sz w:val="21"/>
+          <w:szCs w:val="21"/>
+        </w:rPr>
+        <w:t>1</w:t>
+      </w:r>
+      <w:r>
+        <w:rPr>
+          <w:rFonts w:ascii="Consolas" w:hAnsi="Consolas"/>
+          <w:color w:val="CCCCCC"/>
+          <w:sz w:val="21"/>
+          <w:szCs w:val="21"/>
+        </w:rPr>
+        <w:t xml:space="preserve">, </w:t>
+      </w:r>
+      <w:r>
+        <w:rPr>
+          <w:rFonts w:ascii="Consolas" w:hAnsi="Consolas"/>
+          <w:color w:val="B5CEA8"/>
+          <w:sz w:val="21"/>
+          <w:szCs w:val="21"/>
+        </w:rPr>
+        <w:t>1</w:t>
+      </w:r>
+      <w:r>
+        <w:rPr>
+          <w:rFonts w:ascii="Consolas" w:hAnsi="Consolas"/>
+          <w:color w:val="CCCCCC"/>
+          <w:sz w:val="21"/>
+          <w:szCs w:val="21"/>
+        </w:rPr>
+        <w:t xml:space="preserve">, </w:t>
+      </w:r>
+      <w:r>
+        <w:rPr>
+          <w:rFonts w:ascii="Consolas" w:hAnsi="Consolas"/>
+          <w:color w:val="B5CEA8"/>
+          <w:sz w:val="21"/>
+          <w:szCs w:val="21"/>
+        </w:rPr>
+        <w:t>0</w:t>
+      </w:r>
+      <w:r>
+        <w:rPr>
+          <w:rFonts w:ascii="Consolas" w:hAnsi="Consolas"/>
+          <w:color w:val="CCCCCC"/>
+          <w:sz w:val="21"/>
+          <w:szCs w:val="21"/>
+        </w:rPr>
+        <w:t>),  </w:t>
+      </w:r>
+      <w:r>
+        <w:rPr>
+          <w:rFonts w:ascii="Consolas" w:hAnsi="Consolas"/>
+          <w:color w:val="6A9955"/>
+          <w:sz w:val="21"/>
+          <w:szCs w:val="21"/>
+        </w:rPr>
+        <w:t># Obstáculos adelante e izquierda</w:t>
+      </w:r>
+    </w:p>
+    <w:p>
+      <w:pPr>
+        <w:shd w:val="clear" w:color="auto" w:fill="1F1F1F"/>
+        <w:suppressAutoHyphens w:val="0"/>
+        <w:spacing w:line="285" w:lineRule="atLeast"/>
+        <w:jc w:val="left"/>
+        <w:rPr>
+          <w:rFonts w:ascii="Consolas" w:hAnsi="Consolas"/>
+          <w:color w:val="CCCCCC"/>
+          <w:sz w:val="21"/>
+          <w:szCs w:val="21"/>
+        </w:rPr>
+      </w:pPr>
+      <w:r>
+        <w:rPr>
+          <w:rFonts w:ascii="Consolas" w:hAnsi="Consolas"/>
+          <w:color w:val="CCCCCC"/>
+          <w:sz w:val="21"/>
+          <w:szCs w:val="21"/>
+        </w:rPr>
+        <w:t>    (</w:t>
+      </w:r>
+      <w:r>
+        <w:rPr>
+          <w:rFonts w:ascii="Consolas" w:hAnsi="Consolas"/>
+          <w:color w:val="B5CEA8"/>
+          <w:sz w:val="21"/>
+          <w:szCs w:val="21"/>
+        </w:rPr>
+        <w:t>0</w:t>
+      </w:r>
+      <w:r>
+        <w:rPr>
+          <w:rFonts w:ascii="Consolas" w:hAnsi="Consolas"/>
+          <w:color w:val="CCCCCC"/>
+          <w:sz w:val="21"/>
+          <w:szCs w:val="21"/>
+        </w:rPr>
+        <w:t xml:space="preserve">, </w:t>
+      </w:r>
+      <w:r>
+        <w:rPr>
+          <w:rFonts w:ascii="Consolas" w:hAnsi="Consolas"/>
+          <w:color w:val="B5CEA8"/>
+          <w:sz w:val="21"/>
+          <w:szCs w:val="21"/>
+        </w:rPr>
+        <w:t>1</w:t>
+      </w:r>
+      <w:r>
+        <w:rPr>
+          <w:rFonts w:ascii="Consolas" w:hAnsi="Consolas"/>
+          <w:color w:val="CCCCCC"/>
+          <w:sz w:val="21"/>
+          <w:szCs w:val="21"/>
+        </w:rPr>
+        <w:t xml:space="preserve">, </w:t>
+      </w:r>
+      <w:r>
+        <w:rPr>
+          <w:rFonts w:ascii="Consolas" w:hAnsi="Consolas"/>
+          <w:color w:val="B5CEA8"/>
+          <w:sz w:val="21"/>
+          <w:szCs w:val="21"/>
+        </w:rPr>
+        <w:t>1</w:t>
+      </w:r>
+      <w:r>
+        <w:rPr>
+          <w:rFonts w:ascii="Consolas" w:hAnsi="Consolas"/>
+          <w:color w:val="CCCCCC"/>
+          <w:sz w:val="21"/>
+          <w:szCs w:val="21"/>
+        </w:rPr>
+        <w:t>),  </w:t>
+      </w:r>
+      <w:r>
+        <w:rPr>
+          <w:rFonts w:ascii="Consolas" w:hAnsi="Consolas"/>
+          <w:color w:val="6A9955"/>
+          <w:sz w:val="21"/>
+          <w:szCs w:val="21"/>
+        </w:rPr>
+        <w:t># Solo laterales bloqueados</w:t>
+      </w:r>
+    </w:p>
+    <w:p>
+      <w:pPr>
+        <w:shd w:val="clear" w:color="auto" w:fill="1F1F1F"/>
+        <w:suppressAutoHyphens w:val="0"/>
+        <w:spacing w:line="285" w:lineRule="atLeast"/>
+        <w:jc w:val="left"/>
+        <w:rPr>
+          <w:rFonts w:ascii="Consolas" w:hAnsi="Consolas"/>
+          <w:color w:val="CCCCCC"/>
+          <w:sz w:val="21"/>
+          <w:szCs w:val="21"/>
+        </w:rPr>
+      </w:pPr>
+      <w:r>
+        <w:rPr>
+          <w:rFonts w:ascii="Consolas" w:hAnsi="Consolas"/>
+          <w:color w:val="CCCCCC"/>
+          <w:sz w:val="21"/>
+          <w:szCs w:val="21"/>
+        </w:rPr>
+        <w:t>    (</w:t>
+      </w:r>
+      <w:r>
+        <w:rPr>
+          <w:rFonts w:ascii="Consolas" w:hAnsi="Consolas"/>
+          <w:color w:val="B5CEA8"/>
+          <w:sz w:val="21"/>
+          <w:szCs w:val="21"/>
+        </w:rPr>
+        <w:t>1</w:t>
+      </w:r>
+      <w:r>
+        <w:rPr>
+          <w:rFonts w:ascii="Consolas" w:hAnsi="Consolas"/>
+          <w:color w:val="CCCCCC"/>
+          <w:sz w:val="21"/>
+          <w:szCs w:val="21"/>
+        </w:rPr>
+        <w:t xml:space="preserve">, </w:t>
+      </w:r>
+      <w:r>
+        <w:rPr>
+          <w:rFonts w:ascii="Consolas" w:hAnsi="Consolas"/>
+          <w:color w:val="B5CEA8"/>
+          <w:sz w:val="21"/>
+          <w:szCs w:val="21"/>
+        </w:rPr>
+        <w:t>0</w:t>
+      </w:r>
+      <w:r>
+        <w:rPr>
+          <w:rFonts w:ascii="Consolas" w:hAnsi="Consolas"/>
+          <w:color w:val="CCCCCC"/>
+          <w:sz w:val="21"/>
+          <w:szCs w:val="21"/>
+        </w:rPr>
+        <w:t xml:space="preserve">, </w:t>
+      </w:r>
+      <w:r>
+        <w:rPr>
+          <w:rFonts w:ascii="Consolas" w:hAnsi="Consolas"/>
+          <w:color w:val="B5CEA8"/>
+          <w:sz w:val="21"/>
+          <w:szCs w:val="21"/>
+        </w:rPr>
+        <w:t>1</w:t>
+      </w:r>
+      <w:r>
+        <w:rPr>
+          <w:rFonts w:ascii="Consolas" w:hAnsi="Consolas"/>
+          <w:color w:val="CCCCCC"/>
+          <w:sz w:val="21"/>
+          <w:szCs w:val="21"/>
+        </w:rPr>
+        <w:t>),  </w:t>
+      </w:r>
+      <w:r>
+        <w:rPr>
+          <w:rFonts w:ascii="Consolas" w:hAnsi="Consolas"/>
+          <w:color w:val="6A9955"/>
+          <w:sz w:val="21"/>
+          <w:szCs w:val="21"/>
+        </w:rPr>
+        <w:t># Obstáculos adelante y derecha</w:t>
+      </w:r>
+    </w:p>
+    <w:p>
+      <w:pPr>
+        <w:shd w:val="clear" w:color="auto" w:fill="1F1F1F"/>
+        <w:suppressAutoHyphens w:val="0"/>
+        <w:spacing w:line="285" w:lineRule="atLeast"/>
+        <w:jc w:val="left"/>
+        <w:rPr>
+          <w:rFonts w:ascii="Consolas" w:hAnsi="Consolas"/>
+          <w:color w:val="CCCCCC"/>
+          <w:sz w:val="21"/>
+          <w:szCs w:val="21"/>
+        </w:rPr>
+      </w:pPr>
+      <w:r>
+        <w:rPr>
+          <w:rFonts w:ascii="Consolas" w:hAnsi="Consolas"/>
+          <w:color w:val="CCCCCC"/>
+          <w:sz w:val="21"/>
+          <w:szCs w:val="21"/>
+        </w:rPr>
+        <w:t>    (</w:t>
+      </w:r>
+      <w:r>
+        <w:rPr>
+          <w:rFonts w:ascii="Consolas" w:hAnsi="Consolas"/>
+          <w:color w:val="B5CEA8"/>
+          <w:sz w:val="21"/>
+          <w:szCs w:val="21"/>
+        </w:rPr>
+        <w:t>1</w:t>
+      </w:r>
+      <w:r>
+        <w:rPr>
+          <w:rFonts w:ascii="Consolas" w:hAnsi="Consolas"/>
+          <w:color w:val="CCCCCC"/>
+          <w:sz w:val="21"/>
+          <w:szCs w:val="21"/>
+        </w:rPr>
+        <w:t xml:space="preserve">, </w:t>
+      </w:r>
+      <w:r>
+        <w:rPr>
+          <w:rFonts w:ascii="Consolas" w:hAnsi="Consolas"/>
+          <w:color w:val="B5CEA8"/>
+          <w:sz w:val="21"/>
+          <w:szCs w:val="21"/>
+        </w:rPr>
+        <w:t>1</w:t>
+      </w:r>
+      <w:r>
+        <w:rPr>
+          <w:rFonts w:ascii="Consolas" w:hAnsi="Consolas"/>
+          <w:color w:val="CCCCCC"/>
+          <w:sz w:val="21"/>
+          <w:szCs w:val="21"/>
+        </w:rPr>
+        <w:t xml:space="preserve">, </w:t>
+      </w:r>
+      <w:r>
+        <w:rPr>
+          <w:rFonts w:ascii="Consolas" w:hAnsi="Consolas"/>
+          <w:color w:val="B5CEA8"/>
+          <w:sz w:val="21"/>
+          <w:szCs w:val="21"/>
+        </w:rPr>
+        <w:t>1</w:t>
+      </w:r>
+      <w:r>
+        <w:rPr>
+          <w:rFonts w:ascii="Consolas" w:hAnsi="Consolas"/>
+          <w:color w:val="CCCCCC"/>
+          <w:sz w:val="21"/>
+          <w:szCs w:val="21"/>
+        </w:rPr>
+        <w:t>),  </w:t>
+      </w:r>
+      <w:r>
+        <w:rPr>
+          <w:rFonts w:ascii="Consolas" w:hAnsi="Consolas"/>
+          <w:color w:val="6A9955"/>
+          <w:sz w:val="21"/>
+          <w:szCs w:val="21"/>
+        </w:rPr>
+        <w:t># Todos los sensores bloqueados</w:t>
+      </w:r>
+    </w:p>
+    <w:p>
+      <w:pPr>
+        <w:shd w:val="clear" w:color="auto" w:fill="1F1F1F"/>
+        <w:suppressAutoHyphens w:val="0"/>
+        <w:spacing w:line="285" w:lineRule="atLeast"/>
+        <w:jc w:val="left"/>
+        <w:rPr>
+          <w:rFonts w:ascii="Consolas" w:hAnsi="Consolas"/>
+          <w:color w:val="CCCCCC"/>
+          <w:sz w:val="21"/>
+          <w:szCs w:val="21"/>
+        </w:rPr>
+      </w:pPr>
+      <w:r>
+        <w:rPr>
+          <w:rFonts w:ascii="Consolas" w:hAnsi="Consolas"/>
+          <w:color w:val="CCCCCC"/>
+          <w:sz w:val="21"/>
+          <w:szCs w:val="21"/>
+        </w:rPr>
+        <w:t>    (</w:t>
+      </w:r>
+      <w:r>
+        <w:rPr>
+          <w:rFonts w:ascii="Consolas" w:hAnsi="Consolas"/>
+          <w:color w:val="B5CEA8"/>
+          <w:sz w:val="21"/>
+          <w:szCs w:val="21"/>
+        </w:rPr>
+        <w:t>0</w:t>
+      </w:r>
+      <w:r>
+        <w:rPr>
+          <w:rFonts w:ascii="Consolas" w:hAnsi="Consolas"/>
+          <w:color w:val="CCCCCC"/>
+          <w:sz w:val="21"/>
+          <w:szCs w:val="21"/>
+        </w:rPr>
+        <w:t xml:space="preserve">, </w:t>
+      </w:r>
+      <w:r>
+        <w:rPr>
+          <w:rFonts w:ascii="Consolas" w:hAnsi="Consolas"/>
+          <w:color w:val="B5CEA8"/>
+          <w:sz w:val="21"/>
+          <w:szCs w:val="21"/>
+        </w:rPr>
+        <w:t>0</w:t>
+      </w:r>
+      <w:r>
+        <w:rPr>
+          <w:rFonts w:ascii="Consolas" w:hAnsi="Consolas"/>
+          <w:color w:val="CCCCCC"/>
+          <w:sz w:val="21"/>
+          <w:szCs w:val="21"/>
+        </w:rPr>
+        <w:t xml:space="preserve">, </w:t>
+      </w:r>
+      <w:r>
+        <w:rPr>
+          <w:rFonts w:ascii="Consolas" w:hAnsi="Consolas"/>
+          <w:color w:val="B5CEA8"/>
+          <w:sz w:val="21"/>
+          <w:szCs w:val="21"/>
+        </w:rPr>
+        <w:t>0</w:t>
+      </w:r>
+      <w:r>
+        <w:rPr>
+          <w:rFonts w:ascii="Consolas" w:hAnsi="Consolas"/>
+          <w:color w:val="CCCCCC"/>
+          <w:sz w:val="21"/>
+          <w:szCs w:val="21"/>
+        </w:rPr>
+        <w:t>),  </w:t>
+      </w:r>
+      <w:r>
+        <w:rPr>
+          <w:rFonts w:ascii="Consolas" w:hAnsi="Consolas"/>
+          <w:color w:val="6A9955"/>
+          <w:sz w:val="21"/>
+          <w:szCs w:val="21"/>
+        </w:rPr>
+        <w:t># Todo despejado nuevamente</w:t>
+      </w:r>
+    </w:p>
+    <w:p>
+      <w:pPr>
+        <w:shd w:val="clear" w:color="auto" w:fill="1F1F1F"/>
+        <w:suppressAutoHyphens w:val="0"/>
+        <w:spacing w:line="285" w:lineRule="atLeast"/>
+        <w:jc w:val="left"/>
+        <w:rPr>
+          <w:rFonts w:ascii="Consolas" w:hAnsi="Consolas"/>
+          <w:color w:val="CCCCCC"/>
+          <w:sz w:val="21"/>
+          <w:szCs w:val="21"/>
+        </w:rPr>
+      </w:pPr>
+      <w:r>
+        <w:rPr>
+          <w:rFonts w:ascii="Consolas" w:hAnsi="Consolas"/>
+          <w:color w:val="CCCCCC"/>
+          <w:sz w:val="21"/>
+          <w:szCs w:val="21"/>
+        </w:rPr>
+        <w:t>    (</w:t>
+      </w:r>
+      <w:r>
+        <w:rPr>
+          <w:rFonts w:ascii="Consolas" w:hAnsi="Consolas"/>
+          <w:color w:val="B5CEA8"/>
+          <w:sz w:val="21"/>
+          <w:szCs w:val="21"/>
+        </w:rPr>
+        <w:t>1</w:t>
+      </w:r>
+      <w:r>
+        <w:rPr>
+          <w:rFonts w:ascii="Consolas" w:hAnsi="Consolas"/>
+          <w:color w:val="CCCCCC"/>
+          <w:sz w:val="21"/>
+          <w:szCs w:val="21"/>
+        </w:rPr>
+        <w:t xml:space="preserve">, </w:t>
+      </w:r>
+      <w:r>
+        <w:rPr>
+          <w:rFonts w:ascii="Consolas" w:hAnsi="Consolas"/>
+          <w:color w:val="B5CEA8"/>
+          <w:sz w:val="21"/>
+          <w:szCs w:val="21"/>
+        </w:rPr>
+        <w:t>0</w:t>
+      </w:r>
+      <w:r>
+        <w:rPr>
+          <w:rFonts w:ascii="Consolas" w:hAnsi="Consolas"/>
+          <w:color w:val="CCCCCC"/>
+          <w:sz w:val="21"/>
+          <w:szCs w:val="21"/>
+        </w:rPr>
+        <w:t xml:space="preserve">, </w:t>
+      </w:r>
+      <w:r>
+        <w:rPr>
+          <w:rFonts w:ascii="Consolas" w:hAnsi="Consolas"/>
+          <w:color w:val="B5CEA8"/>
+          <w:sz w:val="21"/>
+          <w:szCs w:val="21"/>
+        </w:rPr>
+        <w:t>1</w:t>
+      </w:r>
+      <w:r>
+        <w:rPr>
+          <w:rFonts w:ascii="Consolas" w:hAnsi="Consolas"/>
+          <w:color w:val="CCCCCC"/>
+          <w:sz w:val="21"/>
+          <w:szCs w:val="21"/>
+        </w:rPr>
+        <w:t xml:space="preserve">),   </w:t>
+      </w:r>
+      <w:r>
+        <w:rPr>
+          <w:rFonts w:ascii="Consolas" w:hAnsi="Consolas"/>
+          <w:color w:val="6A9955"/>
+          <w:sz w:val="21"/>
+          <w:szCs w:val="21"/>
+        </w:rPr>
+        <w:t># Obstáculos adelante y derecha</w:t>
+      </w:r>
+    </w:p>
+    <w:p>
+      <w:pPr>
+        <w:shd w:val="clear" w:color="auto" w:fill="1F1F1F"/>
+        <w:suppressAutoHyphens w:val="0"/>
+        <w:spacing w:line="285" w:lineRule="atLeast"/>
+        <w:jc w:val="left"/>
+        <w:rPr>
+          <w:rFonts w:ascii="Consolas" w:hAnsi="Consolas"/>
+          <w:color w:val="CCCCCC"/>
+          <w:sz w:val="21"/>
+          <w:szCs w:val="21"/>
+        </w:rPr>
+      </w:pPr>
+      <w:r>
+        <w:rPr>
+          <w:rFonts w:ascii="Consolas" w:hAnsi="Consolas"/>
+          <w:color w:val="CCCCCC"/>
+          <w:sz w:val="21"/>
+          <w:szCs w:val="21"/>
+        </w:rPr>
+        <w:t xml:space="preserve">    </w:t>
+      </w:r>
+      <w:r>
+        <w:rPr>
+          <w:rFonts w:ascii="Consolas" w:hAnsi="Consolas"/>
+          <w:color w:val="6A9955"/>
+          <w:sz w:val="21"/>
+          <w:szCs w:val="21"/>
+        </w:rPr>
+        <w:t xml:space="preserve"># ejemplo de percepcion que no </w:t>
+      </w:r>
+      <w:proofErr w:type="spellStart"/>
+      <w:r>
+        <w:rPr>
+          <w:rFonts w:ascii="Consolas" w:hAnsi="Consolas"/>
+          <w:color w:val="6A9955"/>
+          <w:sz w:val="21"/>
+          <w:szCs w:val="21"/>
+        </w:rPr>
+        <w:t>esta</w:t>
+      </w:r>
+      <w:proofErr w:type="spellEnd"/>
+      <w:r>
+        <w:rPr>
+          <w:rFonts w:ascii="Consolas" w:hAnsi="Consolas"/>
+          <w:color w:val="6A9955"/>
+          <w:sz w:val="21"/>
+          <w:szCs w:val="21"/>
+        </w:rPr>
+        <w:t xml:space="preserve"> en la tabla: detener</w:t>
+      </w:r>
+    </w:p>
+    <w:p>
+      <w:pPr>
+        <w:shd w:val="clear" w:color="auto" w:fill="1F1F1F"/>
+        <w:suppressAutoHyphens w:val="0"/>
+        <w:spacing w:line="285" w:lineRule="atLeast"/>
+        <w:jc w:val="left"/>
+        <w:rPr>
+          <w:rFonts w:ascii="Consolas" w:hAnsi="Consolas"/>
+          <w:color w:val="CCCCCC"/>
+          <w:sz w:val="21"/>
+          <w:szCs w:val="21"/>
+        </w:rPr>
+      </w:pPr>
+      <w:r>
+        <w:rPr>
+          <w:rFonts w:ascii="Consolas" w:hAnsi="Consolas"/>
+          <w:color w:val="CCCCCC"/>
+          <w:sz w:val="21"/>
+          <w:szCs w:val="21"/>
+        </w:rPr>
+        <w:t>    (</w:t>
+      </w:r>
+      <w:r>
+        <w:rPr>
+          <w:rFonts w:ascii="Consolas" w:hAnsi="Consolas"/>
+          <w:color w:val="B5CEA8"/>
+          <w:sz w:val="21"/>
+          <w:szCs w:val="21"/>
+        </w:rPr>
+        <w:t>1</w:t>
+      </w:r>
+      <w:r>
+        <w:rPr>
+          <w:rFonts w:ascii="Consolas" w:hAnsi="Consolas"/>
+          <w:color w:val="CCCCCC"/>
+          <w:sz w:val="21"/>
+          <w:szCs w:val="21"/>
+        </w:rPr>
+        <w:t xml:space="preserve">, </w:t>
+      </w:r>
+      <w:r>
+        <w:rPr>
+          <w:rFonts w:ascii="Consolas" w:hAnsi="Consolas"/>
+          <w:color w:val="B5CEA8"/>
+          <w:sz w:val="21"/>
+          <w:szCs w:val="21"/>
+        </w:rPr>
+        <w:t>1</w:t>
+      </w:r>
+      <w:r>
+        <w:rPr>
+          <w:rFonts w:ascii="Consolas" w:hAnsi="Consolas"/>
+          <w:color w:val="CCCCCC"/>
+          <w:sz w:val="21"/>
+          <w:szCs w:val="21"/>
+        </w:rPr>
+        <w:t xml:space="preserve">, </w:t>
+      </w:r>
+      <w:r>
+        <w:rPr>
+          <w:rFonts w:ascii="Consolas" w:hAnsi="Consolas"/>
+          <w:color w:val="B5CEA8"/>
+          <w:sz w:val="21"/>
+          <w:szCs w:val="21"/>
+        </w:rPr>
+        <w:t>1</w:t>
+      </w:r>
+      <w:r>
+        <w:rPr>
+          <w:rFonts w:ascii="Consolas" w:hAnsi="Consolas"/>
+          <w:color w:val="CCCCCC"/>
+          <w:sz w:val="21"/>
+          <w:szCs w:val="21"/>
+        </w:rPr>
+        <w:t xml:space="preserve">)   </w:t>
+      </w:r>
+      <w:r>
+        <w:rPr>
+          <w:rFonts w:ascii="Consolas" w:hAnsi="Consolas"/>
+          <w:color w:val="6A9955"/>
+          <w:sz w:val="21"/>
+          <w:szCs w:val="21"/>
+        </w:rPr>
+        <w:t xml:space="preserve"># Todos los sensores bloqueados </w:t>
+      </w:r>
+    </w:p>
+    <w:p>
+      <w:pPr>
+        <w:shd w:val="clear" w:color="auto" w:fill="1F1F1F"/>
+        <w:suppressAutoHyphens w:val="0"/>
+        <w:spacing w:line="285" w:lineRule="atLeast"/>
+        <w:jc w:val="left"/>
+        <w:rPr>
+          <w:rFonts w:ascii="Consolas" w:hAnsi="Consolas"/>
+          <w:color w:val="CCCCCC"/>
+          <w:sz w:val="21"/>
+          <w:szCs w:val="21"/>
+        </w:rPr>
+      </w:pPr>
+      <w:r>
+        <w:rPr>
+          <w:rFonts w:ascii="Consolas" w:hAnsi="Consolas"/>
+          <w:color w:val="CCCCCC"/>
+          <w:sz w:val="21"/>
+          <w:szCs w:val="21"/>
+        </w:rPr>
+        <w:t>]</w:t>
+      </w:r>
+    </w:p>
+    <w:p>
+      <w:pPr>
+        <w:shd w:val="clear" w:color="auto" w:fill="1F1F1F"/>
+        <w:suppressAutoHyphens w:val="0"/>
+        <w:spacing w:line="285" w:lineRule="atLeast"/>
+        <w:jc w:val="left"/>
+        <w:rPr>
+          <w:rFonts w:ascii="Consolas" w:hAnsi="Consolas"/>
+          <w:color w:val="CCCCCC"/>
+          <w:sz w:val="21"/>
+          <w:szCs w:val="21"/>
+        </w:rPr>
+      </w:pPr>
+    </w:p>
+    <w:p>
+      <w:pPr>
+        <w:shd w:val="clear" w:color="auto" w:fill="1F1F1F"/>
+        <w:suppressAutoHyphens w:val="0"/>
+        <w:spacing w:line="285" w:lineRule="atLeast"/>
+        <w:jc w:val="left"/>
+        <w:rPr>
+          <w:rFonts w:ascii="Consolas" w:hAnsi="Consolas"/>
+          <w:color w:val="CCCCCC"/>
+          <w:sz w:val="21"/>
+          <w:szCs w:val="21"/>
+        </w:rPr>
+      </w:pPr>
+      <w:r>
+        <w:rPr>
+          <w:rFonts w:ascii="Consolas" w:hAnsi="Consolas"/>
+          <w:color w:val="6A9955"/>
+          <w:sz w:val="21"/>
+          <w:szCs w:val="21"/>
+        </w:rPr>
+        <w:t xml:space="preserve"># Para cada percepcion del recorrido, mostrar la </w:t>
+      </w:r>
+      <w:proofErr w:type="spellStart"/>
+      <w:r>
+        <w:rPr>
+          <w:rFonts w:ascii="Consolas" w:hAnsi="Consolas"/>
+          <w:color w:val="6A9955"/>
+          <w:sz w:val="21"/>
+          <w:szCs w:val="21"/>
+        </w:rPr>
+        <w:t>accion</w:t>
+      </w:r>
+      <w:proofErr w:type="spellEnd"/>
+      <w:r>
+        <w:rPr>
+          <w:rFonts w:ascii="Consolas" w:hAnsi="Consolas"/>
+          <w:color w:val="6A9955"/>
+          <w:sz w:val="21"/>
+          <w:szCs w:val="21"/>
+        </w:rPr>
+        <w:t xml:space="preserve"> correspondiente</w:t>
+      </w:r>
+    </w:p>
+    <w:p>
+      <w:pPr>
+        <w:shd w:val="clear" w:color="auto" w:fill="1F1F1F"/>
+        <w:suppressAutoHyphens w:val="0"/>
+        <w:spacing w:line="285" w:lineRule="atLeast"/>
+        <w:jc w:val="left"/>
+        <w:rPr>
+          <w:rFonts w:ascii="Consolas" w:hAnsi="Consolas"/>
+          <w:color w:val="CCCCCC"/>
+          <w:sz w:val="21"/>
+          <w:szCs w:val="21"/>
+        </w:rPr>
+      </w:pPr>
+      <w:r>
+        <w:rPr>
+          <w:rFonts w:ascii="Consolas" w:hAnsi="Consolas"/>
+          <w:color w:val="C586C0"/>
+          <w:sz w:val="21"/>
+          <w:szCs w:val="21"/>
+        </w:rPr>
+        <w:t>for</w:t>
+      </w:r>
+      <w:r>
+        <w:rPr>
+          <w:rFonts w:ascii="Consolas" w:hAnsi="Consolas"/>
+          <w:color w:val="CCCCCC"/>
+          <w:sz w:val="21"/>
+          <w:szCs w:val="21"/>
+        </w:rPr>
+        <w:t xml:space="preserve"> </w:t>
+      </w:r>
+      <w:r>
+        <w:rPr>
+          <w:rFonts w:ascii="Consolas" w:hAnsi="Consolas"/>
+          <w:color w:val="9CDCFE"/>
+          <w:sz w:val="21"/>
+          <w:szCs w:val="21"/>
+        </w:rPr>
+        <w:t>percepcion</w:t>
+      </w:r>
+      <w:r>
+        <w:rPr>
+          <w:rFonts w:ascii="Consolas" w:hAnsi="Consolas"/>
+          <w:color w:val="CCCCCC"/>
+          <w:sz w:val="21"/>
+          <w:szCs w:val="21"/>
+        </w:rPr>
+        <w:t xml:space="preserve"> </w:t>
+      </w:r>
+      <w:r>
+        <w:rPr>
+          <w:rFonts w:ascii="Consolas" w:hAnsi="Consolas"/>
+          <w:color w:val="C586C0"/>
+          <w:sz w:val="21"/>
+          <w:szCs w:val="21"/>
+        </w:rPr>
+        <w:t>in</w:t>
+      </w:r>
+      <w:r>
+        <w:rPr>
+          <w:rFonts w:ascii="Consolas" w:hAnsi="Consolas"/>
+          <w:color w:val="CCCCCC"/>
+          <w:sz w:val="21"/>
+          <w:szCs w:val="21"/>
+        </w:rPr>
+        <w:t xml:space="preserve"> </w:t>
+      </w:r>
+      <w:r>
+        <w:rPr>
+          <w:rFonts w:ascii="Consolas" w:hAnsi="Consolas"/>
+          <w:color w:val="9CDCFE"/>
+          <w:sz w:val="21"/>
+          <w:szCs w:val="21"/>
+        </w:rPr>
+        <w:t>percepciones</w:t>
+      </w:r>
+      <w:r>
+        <w:rPr>
+          <w:rFonts w:ascii="Consolas" w:hAnsi="Consolas"/>
+          <w:color w:val="CCCCCC"/>
+          <w:sz w:val="21"/>
+          <w:szCs w:val="21"/>
+        </w:rPr>
+        <w:t>:</w:t>
+      </w:r>
+    </w:p>
+    <w:p>
+      <w:pPr>
+        <w:shd w:val="clear" w:color="auto" w:fill="1F1F1F"/>
+        <w:suppressAutoHyphens w:val="0"/>
+        <w:spacing w:line="285" w:lineRule="atLeast"/>
+        <w:jc w:val="left"/>
+        <w:rPr>
+          <w:rFonts w:ascii="Consolas" w:hAnsi="Consolas"/>
+          <w:color w:val="CCCCCC"/>
+          <w:sz w:val="21"/>
+          <w:szCs w:val="21"/>
+        </w:rPr>
+      </w:pPr>
+      <w:r>
+        <w:rPr>
+          <w:rFonts w:ascii="Consolas" w:hAnsi="Consolas"/>
+          <w:color w:val="CCCCCC"/>
+          <w:sz w:val="21"/>
+          <w:szCs w:val="21"/>
+        </w:rPr>
+        <w:t xml:space="preserve">    </w:t>
+      </w:r>
+      <w:proofErr w:type="spellStart"/>
+      <w:r>
+        <w:rPr>
+          <w:rFonts w:ascii="Consolas" w:hAnsi="Consolas"/>
+          <w:color w:val="9CDCFE"/>
+          <w:sz w:val="21"/>
+          <w:szCs w:val="21"/>
+        </w:rPr>
+        <w:t>accion</w:t>
+      </w:r>
+      <w:proofErr w:type="spellEnd"/>
+      <w:r>
+        <w:rPr>
+          <w:rFonts w:ascii="Consolas" w:hAnsi="Consolas"/>
+          <w:color w:val="CCCCCC"/>
+          <w:sz w:val="21"/>
+          <w:szCs w:val="21"/>
+        </w:rPr>
+        <w:t xml:space="preserve"> </w:t>
+      </w:r>
+      <w:r>
+        <w:rPr>
+          <w:rFonts w:ascii="Consolas" w:hAnsi="Consolas"/>
+          <w:color w:val="D4D4D4"/>
+          <w:sz w:val="21"/>
+          <w:szCs w:val="21"/>
+        </w:rPr>
+        <w:t>=</w:t>
+      </w:r>
+      <w:r>
+        <w:rPr>
+          <w:rFonts w:ascii="Consolas" w:hAnsi="Consolas"/>
+          <w:color w:val="CCCCCC"/>
+          <w:sz w:val="21"/>
+          <w:szCs w:val="21"/>
+        </w:rPr>
+        <w:t xml:space="preserve"> </w:t>
+      </w:r>
+      <w:proofErr w:type="spellStart"/>
+      <w:r>
+        <w:rPr>
+          <w:rFonts w:ascii="Consolas" w:hAnsi="Consolas"/>
+          <w:color w:val="9CDCFE"/>
+          <w:sz w:val="21"/>
+          <w:szCs w:val="21"/>
+        </w:rPr>
+        <w:t>tabla_percepcion_accion</w:t>
+      </w:r>
+      <w:r>
+        <w:rPr>
+          <w:rFonts w:ascii="Consolas" w:hAnsi="Consolas"/>
+          <w:color w:val="CCCCCC"/>
+          <w:sz w:val="21"/>
+          <w:szCs w:val="21"/>
+        </w:rPr>
+        <w:t>.</w:t>
+      </w:r>
+      <w:r>
+        <w:rPr>
+          <w:rFonts w:ascii="Consolas" w:hAnsi="Consolas"/>
+          <w:color w:val="DCDCAA"/>
+          <w:sz w:val="21"/>
+          <w:szCs w:val="21"/>
+        </w:rPr>
+        <w:t>get</w:t>
+      </w:r>
+      <w:proofErr w:type="spellEnd"/>
+      <w:r>
+        <w:rPr>
+          <w:rFonts w:ascii="Consolas" w:hAnsi="Consolas"/>
+          <w:color w:val="CCCCCC"/>
+          <w:sz w:val="21"/>
+          <w:szCs w:val="21"/>
+        </w:rPr>
+        <w:t>(</w:t>
+      </w:r>
+      <w:r>
+        <w:rPr>
+          <w:rFonts w:ascii="Consolas" w:hAnsi="Consolas"/>
+          <w:color w:val="9CDCFE"/>
+          <w:sz w:val="21"/>
+          <w:szCs w:val="21"/>
+        </w:rPr>
+        <w:t>percepcion</w:t>
+      </w:r>
+      <w:r>
+        <w:rPr>
+          <w:rFonts w:ascii="Consolas" w:hAnsi="Consolas"/>
+          <w:color w:val="CCCCCC"/>
+          <w:sz w:val="21"/>
+          <w:szCs w:val="21"/>
+        </w:rPr>
+        <w:t xml:space="preserve">, </w:t>
+      </w:r>
+      <w:r>
+        <w:rPr>
+          <w:rFonts w:ascii="Consolas" w:hAnsi="Consolas"/>
+          <w:color w:val="CE9178"/>
+          <w:sz w:val="21"/>
+          <w:szCs w:val="21"/>
+        </w:rPr>
+        <w:t>"Detener"</w:t>
+      </w:r>
+      <w:r>
+        <w:rPr>
+          <w:rFonts w:ascii="Consolas" w:hAnsi="Consolas"/>
+          <w:color w:val="CCCCCC"/>
+          <w:sz w:val="21"/>
+          <w:szCs w:val="21"/>
+        </w:rPr>
+        <w:t>)</w:t>
+      </w:r>
+    </w:p>
+    <w:p>
+      <w:pPr>
+        <w:shd w:val="clear" w:color="auto" w:fill="1F1F1F"/>
+        <w:suppressAutoHyphens w:val="0"/>
+        <w:spacing w:line="285" w:lineRule="atLeast"/>
+        <w:jc w:val="left"/>
+        <w:rPr>
+          <w:rFonts w:ascii="Consolas" w:hAnsi="Consolas"/>
+          <w:color w:val="CCCCCC"/>
+          <w:sz w:val="21"/>
+          <w:szCs w:val="21"/>
+        </w:rPr>
+      </w:pPr>
+      <w:r>
+        <w:rPr>
+          <w:rFonts w:ascii="Consolas" w:hAnsi="Consolas"/>
+          <w:color w:val="CCCCCC"/>
+          <w:sz w:val="21"/>
+          <w:szCs w:val="21"/>
+        </w:rPr>
+        <w:t xml:space="preserve">    </w:t>
+      </w:r>
+      <w:r>
+        <w:rPr>
+          <w:rFonts w:ascii="Consolas" w:hAnsi="Consolas"/>
+          <w:color w:val="DCDCAA"/>
+          <w:sz w:val="21"/>
+          <w:szCs w:val="21"/>
+        </w:rPr>
+        <w:t>print</w:t>
+      </w:r>
+      <w:r>
+        <w:rPr>
+          <w:rFonts w:ascii="Consolas" w:hAnsi="Consolas"/>
+          <w:color w:val="CCCCCC"/>
+          <w:sz w:val="21"/>
+          <w:szCs w:val="21"/>
+        </w:rPr>
+        <w:t>(</w:t>
+      </w:r>
+      <w:proofErr w:type="spellStart"/>
+      <w:r>
+        <w:rPr>
+          <w:rFonts w:ascii="Consolas" w:hAnsi="Consolas"/>
+          <w:color w:val="569CD6"/>
+          <w:sz w:val="21"/>
+          <w:szCs w:val="21"/>
+        </w:rPr>
+        <w:t>f</w:t>
+      </w:r>
+      <w:r>
+        <w:rPr>
+          <w:rFonts w:ascii="Consolas" w:hAnsi="Consolas"/>
+          <w:color w:val="CE9178"/>
+          <w:sz w:val="21"/>
+          <w:szCs w:val="21"/>
+        </w:rPr>
+        <w:t>"Percepción</w:t>
+      </w:r>
+      <w:proofErr w:type="spellEnd"/>
+      <w:r>
+        <w:rPr>
+          <w:rFonts w:ascii="Consolas" w:hAnsi="Consolas"/>
+          <w:color w:val="CE9178"/>
+          <w:sz w:val="21"/>
+          <w:szCs w:val="21"/>
+        </w:rPr>
+        <w:t xml:space="preserve">: </w:t>
+      </w:r>
+      <w:r>
+        <w:rPr>
+          <w:rFonts w:ascii="Consolas" w:hAnsi="Consolas"/>
+          <w:color w:val="569CD6"/>
+          <w:sz w:val="21"/>
+          <w:szCs w:val="21"/>
+        </w:rPr>
+        <w:t>{</w:t>
+      </w:r>
+      <w:r>
+        <w:rPr>
+          <w:rFonts w:ascii="Consolas" w:hAnsi="Consolas"/>
+          <w:color w:val="9CDCFE"/>
+          <w:sz w:val="21"/>
+          <w:szCs w:val="21"/>
+        </w:rPr>
+        <w:t>percepcion</w:t>
+      </w:r>
+      <w:r>
+        <w:rPr>
+          <w:rFonts w:ascii="Consolas" w:hAnsi="Consolas"/>
+          <w:color w:val="569CD6"/>
+          <w:sz w:val="21"/>
+          <w:szCs w:val="21"/>
+        </w:rPr>
+        <w:t>}</w:t>
+      </w:r>
+      <w:r>
+        <w:rPr>
+          <w:rFonts w:ascii="Consolas" w:hAnsi="Consolas"/>
+          <w:color w:val="CE9178"/>
+          <w:sz w:val="21"/>
+          <w:szCs w:val="21"/>
+        </w:rPr>
+        <w:t xml:space="preserve"> -&gt; Acción: </w:t>
+      </w:r>
+      <w:r>
+        <w:rPr>
+          <w:rFonts w:ascii="Consolas" w:hAnsi="Consolas"/>
+          <w:color w:val="569CD6"/>
+          <w:sz w:val="21"/>
+          <w:szCs w:val="21"/>
+        </w:rPr>
+        <w:t>{</w:t>
+      </w:r>
+      <w:proofErr w:type="spellStart"/>
+      <w:r>
+        <w:rPr>
+          <w:rFonts w:ascii="Consolas" w:hAnsi="Consolas"/>
+          <w:color w:val="9CDCFE"/>
+          <w:sz w:val="21"/>
+          <w:szCs w:val="21"/>
+        </w:rPr>
+        <w:t>accion</w:t>
+      </w:r>
+      <w:proofErr w:type="spellEnd"/>
+      <w:r>
+        <w:rPr>
+          <w:rFonts w:ascii="Consolas" w:hAnsi="Consolas"/>
+          <w:color w:val="569CD6"/>
+          <w:sz w:val="21"/>
+          <w:szCs w:val="21"/>
+        </w:rPr>
+        <w:t>}</w:t>
+      </w:r>
+      <w:r>
+        <w:rPr>
+          <w:rFonts w:ascii="Consolas" w:hAnsi="Consolas"/>
+          <w:color w:val="CE9178"/>
+          <w:sz w:val="21"/>
+          <w:szCs w:val="21"/>
+        </w:rPr>
+        <w:t>"</w:t>
+      </w:r>
+      <w:r>
+        <w:rPr>
+          <w:rFonts w:ascii="Consolas" w:hAnsi="Consolas"/>
+          <w:color w:val="CCCCCC"/>
+          <w:sz w:val="21"/>
+          <w:szCs w:val="21"/>
+        </w:rPr>
+        <w:t>)</w:t>
+      </w:r>
+    </w:p>
+    <w:p>
+      <w:pPr>
+        <w:shd w:val="clear" w:color="auto" w:fill="1F1F1F"/>
+        <w:suppressAutoHyphens w:val="0"/>
+        <w:spacing w:line="285" w:lineRule="atLeast"/>
+        <w:jc w:val="left"/>
+        <w:rPr>
+          <w:rFonts w:ascii="Consolas" w:hAnsi="Consolas"/>
+          <w:color w:val="CCCCCC"/>
+          <w:sz w:val="21"/>
+          <w:szCs w:val="21"/>
+        </w:rPr>
+      </w:pPr>
+    </w:p>
+    <w:p>
+      <w:pPr>
+        <w:rPr>
+          <w:rFonts w:asciiTheme="minorHAnsi" w:hAnsiTheme="minorHAnsi" w:cstheme="minorHAnsi"/>
+          <w:sz w:val="22"/>
+          <w:szCs w:val="22"/>
+        </w:rPr>
+      </w:pPr>
     </w:p>
     <w:sectPr>
       <w:headerReference w:type="default" r:id="rId10"/>
@@ -6589,7 +9086,7 @@
       <w:szCs w:val="16"/>
     </w:rPr>
   </w:style>
-  <w:style w:type="character" w:styleId="Textoennegrita">
+  <w:style w:type="character" w:styleId="Fuerte">
     <w:name w:val="Strong"/>
     <w:basedOn w:val="Fuentedeprrafopredeter"/>
     <w:uiPriority w:val="22"/>
@@ -7421,6 +9918,26 @@
 </file>
 
 <file path=customXml/item1.xml><?xml version="1.0" encoding="utf-8"?>
+<p:properties xmlns:p="http://schemas.microsoft.com/office/2006/metadata/properties" xmlns:xsi="http://www.w3.org/2001/XMLSchema-instance" xmlns:pc="http://schemas.microsoft.com/office/infopath/2007/PartnerControls">
+  <documentManagement>
+    <TaxCatchAll xmlns="38769153-1be2-477a-8058-1388383a2136" xsi:nil="true"/>
+    <lcf76f155ced4ddcb4097134ff3c332f xmlns="f41be6ae-1188-445c-b2dd-ff87889f6ae9">
+      <Terms xmlns="http://schemas.microsoft.com/office/infopath/2007/PartnerControls"/>
+    </lcf76f155ced4ddcb4097134ff3c332f>
+  </documentManagement>
+</p:properties>
+</file>
+
+<file path=customXml/item2.xml><?xml version="1.0" encoding="utf-8"?>
+<?mso-contentType ?>
+<FormTemplates xmlns="http://schemas.microsoft.com/sharepoint/v3/contenttype/forms">
+  <Display>DocumentLibraryForm</Display>
+  <Edit>DocumentLibraryForm</Edit>
+  <New>DocumentLibraryForm</New>
+</FormTemplates>
+</file>
+
+<file path=customXml/item3.xml><?xml version="1.0" encoding="utf-8"?>
 <ct:contentTypeSchema xmlns:ct="http://schemas.microsoft.com/office/2006/metadata/contentType" xmlns:ma="http://schemas.microsoft.com/office/2006/metadata/properties/metaAttributes" ct:_="" ma:_="" ma:contentTypeName="Documento" ma:contentTypeID="0x0101002A0127DF3DBD27448272D12014779C5A" ma:contentTypeVersion="16" ma:contentTypeDescription="Crear nuevo documento." ma:contentTypeScope="" ma:versionID="82d4ae6d96f870110635f956f8727f07">
   <xsd:schema xmlns:xsd="http://www.w3.org/2001/XMLSchema" xmlns:xs="http://www.w3.org/2001/XMLSchema" xmlns:p="http://schemas.microsoft.com/office/2006/metadata/properties" xmlns:ns2="f41be6ae-1188-445c-b2dd-ff87889f6ae9" xmlns:ns3="38769153-1be2-477a-8058-1388383a2136" targetNamespace="http://schemas.microsoft.com/office/2006/metadata/properties" ma:root="true" ma:fieldsID="4258a1819ef2275633d7d13c4bcbbaeb" ns2:_="" ns3:_="">
     <xsd:import namespace="f41be6ae-1188-445c-b2dd-ff87889f6ae9"/>
@@ -7663,27 +10180,26 @@
 </ct:contentTypeSchema>
 </file>
 
-<file path=customXml/item2.xml><?xml version="1.0" encoding="utf-8"?>
-<?mso-contentType ?>
-<FormTemplates xmlns="http://schemas.microsoft.com/sharepoint/v3/contenttype/forms">
-  <Display>DocumentLibraryForm</Display>
-  <Edit>DocumentLibraryForm</Edit>
-  <New>DocumentLibraryForm</New>
-</FormTemplates>
+<file path=customXml/itemProps1.xml><?xml version="1.0" encoding="utf-8"?>
+<ds:datastoreItem xmlns:ds="http://schemas.openxmlformats.org/officeDocument/2006/customXml" ds:itemID="{CAAC05C3-44B3-4043-8E45-3930E97A60C0}">
+  <ds:schemaRefs>
+    <ds:schemaRef ds:uri="http://schemas.microsoft.com/office/2006/metadata/properties"/>
+    <ds:schemaRef ds:uri="http://schemas.microsoft.com/office/infopath/2007/PartnerControls"/>
+    <ds:schemaRef ds:uri="38769153-1be2-477a-8058-1388383a2136"/>
+    <ds:schemaRef ds:uri="f41be6ae-1188-445c-b2dd-ff87889f6ae9"/>
+  </ds:schemaRefs>
+</ds:datastoreItem>
 </file>
 
-<file path=customXml/item3.xml><?xml version="1.0" encoding="utf-8"?>
-<p:properties xmlns:p="http://schemas.microsoft.com/office/2006/metadata/properties" xmlns:xsi="http://www.w3.org/2001/XMLSchema-instance" xmlns:pc="http://schemas.microsoft.com/office/infopath/2007/PartnerControls">
-  <documentManagement>
-    <TaxCatchAll xmlns="38769153-1be2-477a-8058-1388383a2136" xsi:nil="true"/>
-    <lcf76f155ced4ddcb4097134ff3c332f xmlns="f41be6ae-1188-445c-b2dd-ff87889f6ae9">
-      <Terms xmlns="http://schemas.microsoft.com/office/infopath/2007/PartnerControls"/>
-    </lcf76f155ced4ddcb4097134ff3c332f>
-  </documentManagement>
-</p:properties>
+<file path=customXml/itemProps2.xml><?xml version="1.0" encoding="utf-8"?>
+<ds:datastoreItem xmlns:ds="http://schemas.openxmlformats.org/officeDocument/2006/customXml" ds:itemID="{9D97ADBE-F048-4320-8629-699CA030E1B3}">
+  <ds:schemaRefs>
+    <ds:schemaRef ds:uri="http://schemas.microsoft.com/sharepoint/v3/contenttype/forms"/>
+  </ds:schemaRefs>
+</ds:datastoreItem>
 </file>
 
-<file path=customXml/itemProps1.xml><?xml version="1.0" encoding="utf-8"?>
+<file path=customXml/itemProps3.xml><?xml version="1.0" encoding="utf-8"?>
 <ds:datastoreItem xmlns:ds="http://schemas.openxmlformats.org/officeDocument/2006/customXml" ds:itemID="{F8959233-6153-488E-8053-9C7320EEB0E8}">
   <ds:schemaRefs>
     <ds:schemaRef ds:uri="http://schemas.microsoft.com/office/2006/metadata/contentType"/>
@@ -7700,23 +10216,4 @@
     <ds:schemaRef ds:uri="http://schemas.microsoft.com/internal/obd"/>
   </ds:schemaRefs>
 </ds:datastoreItem>
-</file>
-
-<file path=customXml/itemProps2.xml><?xml version="1.0" encoding="utf-8"?>
-<ds:datastoreItem xmlns:ds="http://schemas.openxmlformats.org/officeDocument/2006/customXml" ds:itemID="{9D97ADBE-F048-4320-8629-699CA030E1B3}">
-  <ds:schemaRefs>
-    <ds:schemaRef ds:uri="http://schemas.microsoft.com/sharepoint/v3/contenttype/forms"/>
-  </ds:schemaRefs>
-</ds:datastoreItem>
-</file>
-
-<file path=customXml/itemProps3.xml><?xml version="1.0" encoding="utf-8"?>
-<ds:datastoreItem xmlns:ds="http://schemas.openxmlformats.org/officeDocument/2006/customXml" ds:itemID="{CAAC05C3-44B3-4043-8E45-3930E97A60C0}">
-  <ds:schemaRefs>
-    <ds:schemaRef ds:uri="http://schemas.microsoft.com/office/2006/metadata/properties"/>
-    <ds:schemaRef ds:uri="http://schemas.microsoft.com/office/infopath/2007/PartnerControls"/>
-    <ds:schemaRef ds:uri="38769153-1be2-477a-8058-1388383a2136"/>
-    <ds:schemaRef ds:uri="f41be6ae-1188-445c-b2dd-ff87889f6ae9"/>
-  </ds:schemaRefs>
-</ds:datastoreItem>
 </file>